--- a/01-项目实践/机械革命项目/SC-RRT小论文编写/第六版SC-RRT，一种基于自适应双向超椭球体采样约束的路径规划研究.docx
+++ b/01-项目实践/机械革命项目/SC-RRT小论文编写/第六版SC-RRT，一种基于自适应双向超椭球体采样约束的路径规划研究.docx
@@ -1900,7 +1900,7 @@
         <w:ind w:firstLineChars="200" w:firstLine="440"/>
         <w:jc w:val="both"/>
         <w:rPr>
-          <w:rFonts w:eastAsiaTheme="minorEastAsia" w:hint="eastAsia"/>
+          <w:rFonts w:eastAsiaTheme="minorEastAsia"/>
           <w:lang w:eastAsia="zh-CN"/>
         </w:rPr>
       </w:pPr>
@@ -2291,21 +2291,35 @@
           <w:rFonts w:eastAsiaTheme="minorEastAsia"/>
           <w:lang w:eastAsia="zh-CN"/>
         </w:rPr>
-        <w:t>。此类方法通过采样空间约束与问题分解策略，有效平衡了收敛速度与路径质量，但</w:t>
-      </w:r>
-      <w:r>
-        <w:rPr>
-          <w:rFonts w:eastAsiaTheme="minorEastAsia"/>
-          <w:lang w:eastAsia="zh-CN"/>
-        </w:rPr>
-        <w:t xml:space="preserve"> Dynamic RRT </w:t>
-      </w:r>
-      <w:r>
-        <w:rPr>
-          <w:rFonts w:eastAsiaTheme="minorEastAsia"/>
-          <w:lang w:eastAsia="zh-CN"/>
-        </w:rPr>
-        <w:t>采用单向搜索框架，在复杂环境中对全局空间的探索效率仍有提升空间，且未充分考虑路径平滑性等动态执行需求。</w:t>
+        <w:t>。此类方法通过采样空间约束与问题分解策略，有效平衡了收敛速度与路径质量，</w:t>
+      </w:r>
+      <w:r>
+        <w:rPr>
+          <w:rFonts w:eastAsiaTheme="minorEastAsia"/>
+          <w:lang w:eastAsia="zh-CN"/>
+        </w:rPr>
+        <w:t>然而，该算法的采样约束性能仍高度依赖路径代价估计的准确性：当代价被高估时，超椭球体范围过大，仍会产生较多无效采样；当代价被低估时，采样空间过早收缩，可能导致算法陷入局部最优，难以探索到全局更优路径。此外，</w:t>
+      </w:r>
+      <w:r>
+        <w:rPr>
+          <w:rFonts w:eastAsiaTheme="minorEastAsia"/>
+          <w:lang w:eastAsia="zh-CN"/>
+        </w:rPr>
+        <w:t xml:space="preserve">Dynamic RRT </w:t>
+      </w:r>
+      <w:r>
+        <w:rPr>
+          <w:rFonts w:eastAsiaTheme="minorEastAsia"/>
+          <w:lang w:eastAsia="zh-CN"/>
+        </w:rPr>
+        <w:t>采用单向搜索框架，其知情子集仅以起点和终点为焦点，在复杂环境中对全局搜索方向的引导能力有限，仍存在冗余扩展问题。</w:t>
+      </w:r>
+      <w:r>
+        <w:rPr>
+          <w:rFonts w:eastAsiaTheme="minorEastAsia"/>
+          <w:lang w:eastAsia="zh-CN"/>
+        </w:rPr>
+        <w:t>。</w:t>
       </w:r>
     </w:p>
     <w:p>
@@ -2404,29 +2418,10 @@
     <w:p>
       <w:pPr>
         <w:spacing w:line="262" w:lineRule="auto"/>
+        <w:ind w:firstLineChars="200" w:firstLine="440"/>
         <w:jc w:val="both"/>
         <w:rPr>
-          <w:rFonts w:eastAsiaTheme="minorEastAsia"/>
-          <w:lang w:eastAsia="zh-CN"/>
-        </w:rPr>
-      </w:pPr>
-    </w:p>
-    <w:p>
-      <w:pPr>
-        <w:spacing w:line="262" w:lineRule="auto"/>
-        <w:jc w:val="both"/>
-        <w:rPr>
-          <w:rFonts w:eastAsiaTheme="minorEastAsia" w:hint="eastAsia"/>
-          <w:lang w:eastAsia="zh-CN"/>
-        </w:rPr>
-      </w:pPr>
-    </w:p>
-    <w:p>
-      <w:pPr>
-        <w:spacing w:line="262" w:lineRule="auto"/>
-        <w:jc w:val="both"/>
-        <w:rPr>
-          <w:rFonts w:eastAsiaTheme="minorEastAsia"/>
+          <w:rFonts w:eastAsiaTheme="minorEastAsia" w:hint="eastAsia"/>
           <w:lang w:eastAsia="zh-CN"/>
         </w:rPr>
       </w:pPr>
@@ -2871,248 +2866,6 @@
         <w:t>（简单叙述）问题提出</w:t>
       </w:r>
     </w:p>
-    <w:bookmarkEnd w:id="5"/>
-    <w:p>
-      <w:pPr>
-        <w:spacing w:line="300" w:lineRule="auto"/>
-        <w:ind w:firstLineChars="200" w:firstLine="440"/>
-        <w:jc w:val="both"/>
-        <w:rPr>
-          <w:rFonts w:eastAsiaTheme="minorEastAsia"/>
-          <w:lang w:eastAsia="zh-CN"/>
-        </w:rPr>
-      </w:pPr>
-      <w:r>
-        <w:rPr>
-          <w:rFonts w:eastAsiaTheme="minorEastAsia"/>
-          <w:lang w:eastAsia="zh-CN"/>
-        </w:rPr>
-        <w:t>通常，</w:t>
-      </w:r>
-      <w:r>
-        <w:rPr>
-          <w:rFonts w:eastAsiaTheme="minorEastAsia"/>
-          <w:lang w:eastAsia="zh-CN"/>
-        </w:rPr>
-        <w:t>路径规划问题可分为静态环境下的路径规划与动态环境下的路径规划。静态路径规划是在已知环境模型中，生成一条从起点到目标点的无碰撞连续路径；动态路径规划则在初始路径的基础上，结合传感器感知与在线决策机制，实时规避环境中的动态障碍物。需要指出的是，动态路径规划通常以静态全局路径为基础，因此静态路径规划在路径规划研究中具有基础性作用。鉴于此，本文聚焦于静态环境下的路径规划</w:t>
-      </w:r>
-      <w:r>
-        <w:rPr>
-          <w:rFonts w:eastAsiaTheme="minorEastAsia"/>
-          <w:lang w:eastAsia="zh-CN"/>
-        </w:rPr>
-        <w:t>问题，除非特别说明，下文所述路径规划均指静态路径规划。</w:t>
-      </w:r>
-    </w:p>
-    <w:p>
-      <w:pPr>
-        <w:spacing w:line="300" w:lineRule="auto"/>
-        <w:ind w:firstLine="486"/>
-        <w:jc w:val="both"/>
-        <w:rPr>
-          <w:rFonts w:eastAsiaTheme="minorEastAsia"/>
-          <w:lang w:eastAsia="zh-CN"/>
-        </w:rPr>
-      </w:pPr>
-      <w:bookmarkStart w:id="6" w:name="OLE_LINK2"/>
-      <w:r>
-        <w:rPr>
-          <w:rFonts w:eastAsiaTheme="minorEastAsia"/>
-          <w:lang w:eastAsia="zh-CN"/>
-        </w:rPr>
-        <w:t>在静态路径规划领域，基于随机采样的</w:t>
-      </w:r>
-      <w:r>
-        <w:rPr>
-          <w:rFonts w:eastAsiaTheme="minorEastAsia"/>
-          <w:lang w:eastAsia="zh-CN"/>
-        </w:rPr>
-        <w:t xml:space="preserve"> RRT </w:t>
-      </w:r>
-      <w:r>
-        <w:rPr>
-          <w:rFonts w:eastAsiaTheme="minorEastAsia"/>
-          <w:lang w:eastAsia="zh-CN"/>
-        </w:rPr>
-        <w:t>及其改进算法因其对高维空间的良好适应性而被广泛应用。现有改进型</w:t>
-      </w:r>
-      <w:r>
-        <w:rPr>
-          <w:rFonts w:eastAsiaTheme="minorEastAsia"/>
-          <w:lang w:eastAsia="zh-CN"/>
-        </w:rPr>
-        <w:t xml:space="preserve"> RRT </w:t>
-      </w:r>
-      <w:r>
-        <w:rPr>
-          <w:rFonts w:eastAsiaTheme="minorEastAsia"/>
-          <w:lang w:eastAsia="zh-CN"/>
-        </w:rPr>
-        <w:t>算法主要从扩展策略设计、多启发式信息融合或局部避障机制等角度对传统</w:t>
-      </w:r>
-      <w:r>
-        <w:rPr>
-          <w:rFonts w:eastAsiaTheme="minorEastAsia"/>
-          <w:lang w:eastAsia="zh-CN"/>
-        </w:rPr>
-        <w:t xml:space="preserve"> RRT </w:t>
-      </w:r>
-      <w:r>
-        <w:rPr>
-          <w:rFonts w:eastAsiaTheme="minorEastAsia"/>
-          <w:lang w:eastAsia="zh-CN"/>
-        </w:rPr>
-        <w:t>进行优化，其核心思想是在保持随机采样框架不变的前提下，引导搜索过程更快地接近可行解或改善局部路径结构。这类方法在一定程度上提升了搜索效率，但其采样过程本质上仍然缺乏对采样空间的显式约束。</w:t>
-      </w:r>
-    </w:p>
-    <w:p>
-      <w:pPr>
-        <w:spacing w:line="300" w:lineRule="auto"/>
-        <w:ind w:firstLine="486"/>
-        <w:jc w:val="both"/>
-        <w:rPr>
-          <w:rFonts w:eastAsiaTheme="minorEastAsia"/>
-          <w:lang w:eastAsia="zh-CN"/>
-        </w:rPr>
-      </w:pPr>
-      <w:r>
-        <w:rPr>
-          <w:rFonts w:eastAsiaTheme="minorEastAsia"/>
-          <w:lang w:eastAsia="zh-CN"/>
-        </w:rPr>
-        <w:t>上述特征促使后续研究逐渐关注如何在保持</w:t>
-      </w:r>
-      <w:r>
-        <w:rPr>
-          <w:rFonts w:eastAsiaTheme="minorEastAsia"/>
-          <w:lang w:eastAsia="zh-CN"/>
-        </w:rPr>
-        <w:t xml:space="preserve"> RRT </w:t>
-      </w:r>
-      <w:r>
-        <w:rPr>
-          <w:rFonts w:eastAsiaTheme="minorEastAsia"/>
-          <w:lang w:eastAsia="zh-CN"/>
-        </w:rPr>
-        <w:t>快速探索能力的同时，引入路径质量优化机制，以兼顾</w:t>
-      </w:r>
-      <w:r>
-        <w:rPr>
-          <w:rFonts w:eastAsiaTheme="minorEastAsia"/>
-          <w:lang w:eastAsia="zh-CN"/>
-        </w:rPr>
-        <w:t>“</w:t>
-      </w:r>
-      <w:r>
-        <w:rPr>
-          <w:rFonts w:eastAsiaTheme="minorEastAsia"/>
-          <w:lang w:eastAsia="zh-CN"/>
-        </w:rPr>
-        <w:t>快速可行解生成</w:t>
-      </w:r>
-      <w:r>
-        <w:rPr>
-          <w:rFonts w:eastAsiaTheme="minorEastAsia"/>
-          <w:lang w:eastAsia="zh-CN"/>
-        </w:rPr>
-        <w:t>”</w:t>
-      </w:r>
-      <w:r>
-        <w:rPr>
-          <w:rFonts w:eastAsiaTheme="minorEastAsia"/>
-          <w:lang w:eastAsia="zh-CN"/>
-        </w:rPr>
-        <w:t>与</w:t>
-      </w:r>
-      <w:r>
-        <w:rPr>
-          <w:rFonts w:eastAsiaTheme="minorEastAsia"/>
-          <w:lang w:eastAsia="zh-CN"/>
-        </w:rPr>
-        <w:t>“</w:t>
-      </w:r>
-      <w:r>
-        <w:rPr>
-          <w:rFonts w:eastAsiaTheme="minorEastAsia"/>
-          <w:lang w:eastAsia="zh-CN"/>
-        </w:rPr>
-        <w:t>渐近最优性</w:t>
-      </w:r>
-      <w:r>
-        <w:rPr>
-          <w:rFonts w:eastAsiaTheme="minorEastAsia"/>
-          <w:lang w:eastAsia="zh-CN"/>
-        </w:rPr>
-        <w:t>”</w:t>
-      </w:r>
-      <w:r>
-        <w:rPr>
-          <w:rFonts w:eastAsiaTheme="minorEastAsia"/>
-          <w:lang w:eastAsia="zh-CN"/>
-        </w:rPr>
-        <w:t>这两类目标。</w:t>
-      </w:r>
-    </w:p>
-    <w:p>
-      <w:pPr>
-        <w:spacing w:line="300" w:lineRule="auto"/>
-        <w:ind w:firstLine="486"/>
-        <w:jc w:val="both"/>
-        <w:rPr>
-          <w:rFonts w:eastAsiaTheme="minorEastAsia"/>
-          <w:lang w:eastAsia="zh-CN"/>
-        </w:rPr>
-      </w:pPr>
-      <w:r>
-        <w:rPr>
-          <w:rFonts w:eastAsiaTheme="minorEastAsia"/>
-          <w:lang w:eastAsia="zh-CN"/>
-        </w:rPr>
-        <w:t>基于这一思路，本文提出一种自适应双向约束采样</w:t>
-      </w:r>
-      <w:r>
-        <w:rPr>
-          <w:rFonts w:eastAsiaTheme="minorEastAsia"/>
-          <w:lang w:eastAsia="zh-CN"/>
-        </w:rPr>
-        <w:t>SC-RRT</w:t>
-      </w:r>
-      <w:r>
-        <w:rPr>
-          <w:rFonts w:eastAsiaTheme="minorEastAsia"/>
-          <w:lang w:eastAsia="zh-CN"/>
-        </w:rPr>
-        <w:t>算法。不同于依赖扩展阶段启发式切换的改进方法，</w:t>
-      </w:r>
-      <w:r>
-        <w:rPr>
-          <w:rFonts w:eastAsiaTheme="minorEastAsia"/>
-          <w:lang w:eastAsia="zh-CN"/>
-        </w:rPr>
-        <w:t xml:space="preserve">SC-RRT </w:t>
-      </w:r>
-      <w:r>
-        <w:rPr>
-          <w:rFonts w:eastAsiaTheme="minorEastAsia"/>
-          <w:lang w:eastAsia="zh-CN"/>
-        </w:rPr>
-        <w:t>从采样空间重构的角度重新组织双向</w:t>
-      </w:r>
-      <w:r>
-        <w:rPr>
-          <w:rFonts w:eastAsiaTheme="minorEastAsia"/>
-          <w:lang w:eastAsia="zh-CN"/>
-        </w:rPr>
-        <w:t xml:space="preserve"> RRT </w:t>
-      </w:r>
-      <w:r>
-        <w:rPr>
-          <w:rFonts w:eastAsiaTheme="minorEastAsia"/>
-          <w:lang w:eastAsia="zh-CN"/>
-        </w:rPr>
-        <w:t>的搜索过程，通过构建与当前路径代价相关的几何采样子空间，对采样分布进行自适应约束，从而在搜索不同阶段实现探索与利用之间的动态平衡。在双向搜索框架下，通过引入中介引导点，将整体路径规划过程划分为若干阶段性子问题，并针对不同阶段动态生成对应的采样约束区域，使搜索过程在空间层面具备明确的引导方向与优化侧重。</w:t>
-      </w:r>
-    </w:p>
     <w:p>
       <w:pPr>
         <w:pStyle w:val="11"/>
@@ -3130,6 +2883,8 @@
           <w:w w:val="110"/>
         </w:rPr>
       </w:pPr>
+      <w:bookmarkStart w:id="6" w:name="OLE_LINK2"/>
+      <w:bookmarkEnd w:id="5"/>
       <w:r>
         <w:rPr>
           <w:rFonts w:ascii="宋体" w:eastAsia="宋体" w:hAnsi="宋体" w:cs="宋体" w:hint="eastAsia"/>
@@ -3154,35 +2909,14 @@
           <w:rFonts w:eastAsiaTheme="minorEastAsia"/>
           <w:lang w:eastAsia="zh-CN"/>
         </w:rPr>
-        <w:t>基于上述分析，知情采样的</w:t>
-      </w:r>
-      <w:r>
-        <w:rPr>
-          <w:rFonts w:eastAsiaTheme="minorEastAsia"/>
-          <w:lang w:eastAsia="zh-CN"/>
-        </w:rPr>
-        <w:t xml:space="preserve"> </w:t>
-      </w:r>
-      <w:r>
-        <w:rPr>
-          <w:rFonts w:eastAsiaTheme="minorEastAsia" w:hint="eastAsia"/>
-          <w:lang w:eastAsia="zh-CN"/>
-        </w:rPr>
-        <w:t>Informed-</w:t>
-      </w:r>
-      <w:r>
-        <w:rPr>
-          <w:rFonts w:eastAsiaTheme="minorEastAsia"/>
-          <w:lang w:eastAsia="zh-CN"/>
-        </w:rPr>
-        <w:t xml:space="preserve">RRT </w:t>
-      </w:r>
-      <w:r>
-        <w:rPr>
-          <w:rFonts w:eastAsiaTheme="minorEastAsia"/>
-          <w:lang w:eastAsia="zh-CN"/>
-        </w:rPr>
-        <w:t>改进方法在搜索效率、采样分布质量与环境适应性方面仍存在提升空间。</w:t>
+        <w:t>基于上述分析，</w:t>
+      </w:r>
+      <w:r>
+        <w:rPr>
+          <w:rFonts w:eastAsiaTheme="minorEastAsia"/>
+          <w:lang w:eastAsia="zh-CN"/>
+        </w:rPr>
+        <w:t>现有知情采样改进方法在搜索效率、采样分布质量与环境适应性方面仍存在提升空间。</w:t>
       </w:r>
       <w:r>
         <w:rPr>
@@ -3235,7 +2969,23 @@
           <w:color w:val="000000" w:themeColor="text1"/>
           <w:lang w:eastAsia="zh-CN"/>
         </w:rPr>
-        <w:t>所示。该方法在传统知情采样框架的基础上，引入中介引导点与双向并行扩展机制，通过动态调节采样子集的空间范围，实现对采样过程的有效约束</w:t>
+        <w:t>所示。该方法在传统知情采样框架的基础上，引入中介</w:t>
+      </w:r>
+      <w:r>
+        <w:rPr>
+          <w:rFonts w:eastAsiaTheme="minorEastAsia"/>
+          <w:color w:val="000000" w:themeColor="text1"/>
+          <w:lang w:eastAsia="zh-CN"/>
+        </w:rPr>
+        <w:t>点</w:t>
+      </w:r>
+      <w:r>
+        <w:rPr>
+          <w:rFonts w:eastAsiaTheme="minorEastAsia"/>
+          <w:color w:val="000000" w:themeColor="text1"/>
+          <w:lang w:eastAsia="zh-CN"/>
+        </w:rPr>
+        <w:t>引导与双向并行扩展机制，通过动态调节采样子集的空间范围，实现对采样过程的有效约束</w:t>
       </w:r>
       <w:r>
         <w:rPr>
@@ -3677,16 +3427,7 @@
           <w:color w:val="000000" w:themeColor="text1"/>
           <w:lang w:eastAsia="zh-CN"/>
         </w:rPr>
-        <w:t>在采样与扩展阶段，分别从起点与终点同时生成两棵随机树，并在各自对应的超椭球体约束下向中</w:t>
-      </w:r>
-      <w:r>
-        <w:rPr>
-          <w:rFonts w:eastAsiaTheme="minorEastAsia"/>
-          <w:color w:val="000000" w:themeColor="text1"/>
-          <w:lang w:eastAsia="zh-CN"/>
-        </w:rPr>
-        <w:lastRenderedPageBreak/>
-        <w:t>介</w:t>
+        <w:t>在采样与扩展阶段，分别从起点与终点同时生成两棵随机树，并在各自对应的超椭球体约束下向中介</w:t>
       </w:r>
       <w:r>
         <w:rPr>
@@ -3838,119 +3579,77 @@
           <w:rFonts w:eastAsiaTheme="minorEastAsia"/>
           <w:lang w:eastAsia="zh-CN"/>
         </w:rPr>
-        <w:t>传统的</w:t>
-      </w:r>
-      <w:r>
-        <w:rPr>
-          <w:rFonts w:eastAsiaTheme="minorEastAsia" w:hint="eastAsia"/>
-          <w:lang w:eastAsia="zh-CN"/>
-        </w:rPr>
-        <w:t>RRT</w:t>
-      </w:r>
-      <w:r>
-        <w:rPr>
-          <w:rFonts w:eastAsiaTheme="minorEastAsia" w:hint="eastAsia"/>
-          <w:lang w:eastAsia="zh-CN"/>
-        </w:rPr>
-        <w:t>系列算法采用</w:t>
-      </w:r>
-      <w:r>
-        <w:rPr>
-          <w:rFonts w:eastAsiaTheme="minorEastAsia"/>
-          <w:lang w:eastAsia="zh-CN"/>
-        </w:rPr>
-        <w:t>均匀随机采样</w:t>
-      </w:r>
-      <w:r>
-        <w:rPr>
-          <w:rFonts w:eastAsiaTheme="minorEastAsia" w:hint="eastAsia"/>
-          <w:lang w:eastAsia="zh-CN"/>
-        </w:rPr>
-        <w:t>,</w:t>
-      </w:r>
-      <w:r>
-        <w:rPr>
-          <w:rFonts w:eastAsiaTheme="minorEastAsia"/>
-          <w:lang w:eastAsia="zh-CN"/>
-        </w:rPr>
-        <w:t>在高维或障碍密集环境中会产生大量无效采样点</w:t>
-      </w:r>
-      <w:r>
-        <w:rPr>
-          <w:rFonts w:eastAsiaTheme="minorEastAsia"/>
-          <w:lang w:eastAsia="zh-CN"/>
-        </w:rPr>
-        <w:t>，严重降低算法效率。</w:t>
-      </w:r>
-      <w:r>
-        <w:rPr>
-          <w:rFonts w:eastAsiaTheme="minorEastAsia"/>
-          <w:lang w:eastAsia="zh-CN"/>
-        </w:rPr>
-        <w:t>Informed RRT</w:t>
-      </w:r>
-      <w:r>
-        <w:rPr>
-          <w:rFonts w:eastAsiaTheme="minorEastAsia"/>
-          <w:lang w:eastAsia="zh-CN"/>
-        </w:rPr>
-        <w:t>通过单一</w:t>
-      </w:r>
-      <w:r>
-        <w:rPr>
-          <w:rFonts w:eastAsiaTheme="minorEastAsia" w:hint="eastAsia"/>
-          <w:lang w:eastAsia="zh-CN"/>
-        </w:rPr>
-        <w:t>知情子集</w:t>
-      </w:r>
-      <w:r>
-        <w:rPr>
-          <w:rFonts w:eastAsiaTheme="minorEastAsia"/>
-          <w:lang w:eastAsia="zh-CN"/>
-        </w:rPr>
-        <w:t>约束</w:t>
-      </w:r>
-      <w:r>
-        <w:rPr>
-          <w:rFonts w:eastAsiaTheme="minorEastAsia" w:hint="eastAsia"/>
-          <w:lang w:eastAsia="zh-CN"/>
-        </w:rPr>
-        <w:t>的方式控制</w:t>
-      </w:r>
-      <w:r>
-        <w:rPr>
-          <w:rFonts w:eastAsiaTheme="minorEastAsia"/>
-          <w:lang w:eastAsia="zh-CN"/>
-        </w:rPr>
-        <w:t>采样范围，</w:t>
-      </w:r>
-      <w:r>
-        <w:rPr>
-          <w:rFonts w:eastAsiaTheme="minorEastAsia"/>
-          <w:lang w:eastAsia="zh-CN"/>
-        </w:rPr>
-        <w:t>但其性能高度依赖启发式代价估计的准确性</w:t>
-      </w:r>
-      <w:r>
-        <w:rPr>
-          <w:rFonts w:eastAsiaTheme="minorEastAsia" w:hint="eastAsia"/>
-          <w:lang w:eastAsia="zh-CN"/>
-        </w:rPr>
-        <w:t>，</w:t>
-      </w:r>
-      <w:r>
-        <w:rPr>
-          <w:rFonts w:eastAsiaTheme="minorEastAsia"/>
-          <w:lang w:eastAsia="zh-CN"/>
-        </w:rPr>
-        <w:t>当代价被高估时，超椭球体过大，导致无效采样增多；当代价被低估时，采样空间过早收缩，算法易陷入局部最优</w:t>
-      </w:r>
-      <w:r>
-        <w:rPr>
-          <w:rFonts w:eastAsiaTheme="minorEastAsia" w:hint="eastAsia"/>
-          <w:lang w:eastAsia="zh-CN"/>
-        </w:rPr>
-        <w:t>。</w:t>
+        <w:t>传统</w:t>
+      </w:r>
+      <w:r>
+        <w:rPr>
+          <w:rFonts w:eastAsiaTheme="minorEastAsia"/>
+          <w:lang w:eastAsia="zh-CN"/>
+        </w:rPr>
+        <w:t xml:space="preserve"> RRT </w:t>
+      </w:r>
+      <w:r>
+        <w:rPr>
+          <w:rFonts w:eastAsiaTheme="minorEastAsia"/>
+          <w:lang w:eastAsia="zh-CN"/>
+        </w:rPr>
+        <w:t>系列算法采用均匀随机采样策略，在高维或障碍密集环境中易产生大量无效采样点，导致算法搜索效率显著降低。</w:t>
+      </w:r>
+      <w:r>
+        <w:rPr>
+          <w:rFonts w:eastAsiaTheme="minorEastAsia"/>
+          <w:lang w:eastAsia="zh-CN"/>
+        </w:rPr>
+        <w:t xml:space="preserve">Dynamic RRT </w:t>
+      </w:r>
+      <w:r>
+        <w:rPr>
+          <w:rFonts w:eastAsiaTheme="minorEastAsia"/>
+          <w:lang w:eastAsia="zh-CN"/>
+        </w:rPr>
+        <w:t>算法通过引入启发式超椭球体知情子集约束采样过程，无需预先计算初始路径，而是基于扩展节点的路径代价估计直接构造采样空间，有效提升了新节点生成的针对性</w:t>
+      </w:r>
+      <w:r>
+        <w:rPr>
+          <w:rFonts w:eastAsiaTheme="minorEastAsia"/>
+          <w:lang w:eastAsia="zh-CN"/>
+        </w:rPr>
+        <w:t xml:space="preserve"> [16]</w:t>
+      </w:r>
+      <w:r>
+        <w:rPr>
+          <w:rFonts w:eastAsiaTheme="minorEastAsia"/>
+          <w:lang w:eastAsia="zh-CN"/>
+        </w:rPr>
+        <w:t>。然而，该算法的采样约束性能仍高度依赖路径代价估计的准确性：当代价被高估时，超椭球体范围过大，仍会产生较多无效采样；当代价被低估时，采样空间过早收缩，</w:t>
+      </w:r>
+      <w:r>
+        <w:rPr>
+          <w:rFonts w:eastAsiaTheme="minorEastAsia"/>
+          <w:lang w:eastAsia="zh-CN"/>
+        </w:rPr>
+        <w:t>仍可能</w:t>
+      </w:r>
+      <w:r>
+        <w:rPr>
+          <w:rFonts w:eastAsiaTheme="minorEastAsia"/>
+          <w:lang w:eastAsia="zh-CN"/>
+        </w:rPr>
+        <w:t>造成大量节点诞生于高代价或窄通道区域，</w:t>
+      </w:r>
+      <w:r>
+        <w:rPr>
+          <w:rFonts w:eastAsiaTheme="minorEastAsia"/>
+          <w:lang w:eastAsia="zh-CN"/>
+        </w:rPr>
+        <w:t>影响整体扩展效率</w:t>
+      </w:r>
+      <w:r>
+        <w:rPr>
+          <w:rFonts w:eastAsiaTheme="minorEastAsia"/>
+          <w:lang w:eastAsia="zh-CN"/>
+        </w:rPr>
+        <w:t>，难以探索到全局更优路径。</w:t>
       </w:r>
     </w:p>
     <w:p>
@@ -3984,6 +3683,72 @@
       </w:r>
       <w:r>
         <w:rPr>
+          <w:rFonts w:eastAsiaTheme="minorEastAsia" w:hint="eastAsia"/>
+          <w:lang w:eastAsia="zh-CN"/>
+        </w:rPr>
+        <w:t>通过</w:t>
+      </w:r>
+      <w:r>
+        <w:rPr>
+          <w:rFonts w:eastAsiaTheme="minorEastAsia" w:hint="eastAsia"/>
+          <w:lang w:eastAsia="zh-CN"/>
+        </w:rPr>
+        <w:t>PID</w:t>
+      </w:r>
+      <w:r>
+        <w:rPr>
+          <w:rFonts w:eastAsiaTheme="minorEastAsia" w:hint="eastAsia"/>
+          <w:lang w:eastAsia="zh-CN"/>
+        </w:rPr>
+        <w:t>环节的协同，得到最终修正后的</w:t>
+      </w:r>
+      <w:bookmarkStart w:id="7" w:name="OLE_LINK5"/>
+      <w:r>
+        <w:rPr>
+          <w:rFonts w:eastAsiaTheme="minorEastAsia" w:hint="eastAsia"/>
+          <w:lang w:eastAsia="zh-CN"/>
+        </w:rPr>
+        <w:t>路径总代价预估</w:t>
+      </w:r>
+      <w:bookmarkEnd w:id="7"/>
+      <w:r>
+        <w:rPr>
+          <w:rFonts w:eastAsiaTheme="minorEastAsia" w:hint="eastAsia"/>
+          <w:lang w:eastAsia="zh-CN"/>
+        </w:rPr>
+        <w:t>F</w:t>
+      </w:r>
+      <w:r>
+        <w:rPr>
+          <w:rFonts w:eastAsiaTheme="minorEastAsia" w:hint="eastAsia"/>
+          <w:vertAlign w:val="subscript"/>
+          <w:lang w:eastAsia="zh-CN"/>
+        </w:rPr>
+        <w:t>PID</w:t>
+      </w:r>
+      <w:r>
+        <w:rPr>
+          <w:rFonts w:eastAsiaTheme="minorEastAsia" w:hint="eastAsia"/>
+          <w:lang w:eastAsia="zh-CN"/>
+        </w:rPr>
+        <w:t>(c)</w:t>
+      </w:r>
+      <w:r>
+        <w:rPr>
+          <w:rFonts w:eastAsiaTheme="minorEastAsia" w:hint="eastAsia"/>
+          <w:lang w:eastAsia="zh-CN"/>
+        </w:rPr>
+        <w:t>，直接避免代价预估不准导致的超椭球体“虚大”或“过小”</w:t>
+      </w:r>
+      <w:r>
+        <w:rPr>
+          <w:rFonts w:eastAsiaTheme="minorEastAsia"/>
+          <w:lang w:eastAsia="zh-CN"/>
+        </w:rPr>
+        <w:t>确保采样范围与实际搜索状态精准适配，在保证潜在最优路径覆盖性的同时，最大化压缩无效采样区域。</w:t>
+      </w:r>
+      <w:r>
+        <w:rPr>
           <w:rFonts w:eastAsiaTheme="minorEastAsia"/>
           <w:highlight w:val="green"/>
           <w:lang w:eastAsia="zh-CN"/>
@@ -4044,6 +3809,7 @@
           <w:highlight w:val="green"/>
           <w:lang w:eastAsia="zh-CN"/>
         </w:rPr>
+        <w:lastRenderedPageBreak/>
         <w:t>的获得</w:t>
       </w:r>
       <w:r>
@@ -4053,70 +3819,6 @@
           <w:lang w:eastAsia="zh-CN"/>
         </w:rPr>
         <w:t>效率。</w:t>
-      </w:r>
-      <w:r>
-        <w:rPr>
-          <w:rFonts w:eastAsiaTheme="minorEastAsia" w:hint="eastAsia"/>
-          <w:lang w:eastAsia="zh-CN"/>
-        </w:rPr>
-        <w:t>通过</w:t>
-      </w:r>
-      <w:r>
-        <w:rPr>
-          <w:rFonts w:eastAsiaTheme="minorEastAsia" w:hint="eastAsia"/>
-          <w:lang w:eastAsia="zh-CN"/>
-        </w:rPr>
-        <w:t>PID</w:t>
-      </w:r>
-      <w:r>
-        <w:rPr>
-          <w:rFonts w:eastAsiaTheme="minorEastAsia" w:hint="eastAsia"/>
-          <w:lang w:eastAsia="zh-CN"/>
-        </w:rPr>
-        <w:t>环节的协同，得到最终修正后的路径总代价预估</w:t>
-      </w:r>
-      <w:r>
-        <w:rPr>
-          <w:rFonts w:eastAsiaTheme="minorEastAsia" w:hint="eastAsia"/>
-          <w:lang w:eastAsia="zh-CN"/>
-        </w:rPr>
-        <w:t>F</w:t>
-      </w:r>
-      <w:r>
-        <w:rPr>
-          <w:rFonts w:eastAsiaTheme="minorEastAsia" w:hint="eastAsia"/>
-          <w:vertAlign w:val="subscript"/>
-          <w:lang w:eastAsia="zh-CN"/>
-        </w:rPr>
-        <w:t>PID</w:t>
-      </w:r>
-      <w:r>
-        <w:rPr>
-          <w:rFonts w:eastAsiaTheme="minorEastAsia" w:hint="eastAsia"/>
-          <w:lang w:eastAsia="zh-CN"/>
-        </w:rPr>
-        <w:t>(c)</w:t>
-      </w:r>
-      <w:r>
-        <w:rPr>
-          <w:rFonts w:eastAsiaTheme="minorEastAsia" w:hint="eastAsia"/>
-          <w:lang w:eastAsia="zh-CN"/>
-        </w:rPr>
-        <w:t>，直接避免代价预估不准导致的超椭球体“虚大”或“过小”</w:t>
-      </w:r>
-      <w:r>
-        <w:rPr>
-          <w:rFonts w:eastAsiaTheme="minorEastAsia" w:hint="eastAsia"/>
-          <w:lang w:eastAsia="zh-CN"/>
-        </w:rPr>
-        <w:t>从而</w:t>
-      </w:r>
-      <w:r>
-        <w:rPr>
-          <w:rFonts w:eastAsiaTheme="minorEastAsia" w:hint="eastAsia"/>
-          <w:lang w:eastAsia="zh-CN"/>
-        </w:rPr>
-        <w:t>避免预估偏差导致的无效采样。</w:t>
       </w:r>
       <w:r>
         <w:rPr>
@@ -4196,10 +3898,10 @@
             <v:path o:extrusionok="f" gradientshapeok="t" o:connecttype="rect"/>
             <o:lock v:ext="edit" aspectratio="t"/>
           </v:shapetype>
-          <v:shape id="_x0000_i1025" type="#_x0000_t75" style="width:376.9pt;height:23.8pt" o:ole="">
+          <v:shape id="_x0000_i1025" type="#_x0000_t75" style="width:376.85pt;height:23.4pt" o:ole="">
             <v:imagedata r:id="rId18" o:title=""/>
           </v:shape>
-          <o:OLEObject Type="Embed" ProgID="Equation.DSMT4" ShapeID="_x0000_i1025" DrawAspect="Content" ObjectID="_1830790548" r:id="rId19"/>
+          <o:OLEObject Type="Embed" ProgID="Equation.DSMT4" ShapeID="_x0000_i1025" DrawAspect="Content" ObjectID="_1830798600" r:id="rId19"/>
         </w:object>
       </w:r>
     </w:p>
@@ -4217,7 +3919,43 @@
           <w:rFonts w:ascii="宋体" w:eastAsia="宋体" w:hAnsi="宋体" w:cs="宋体"/>
           <w:lang w:eastAsia="zh-CN"/>
         </w:rPr>
-        <w:t>最终，PID 修正后的代价估计被用于定义超椭球体的长轴参数，从而实现对采样范围的自适应调节。</w:t>
+        <w:t>最终，修正后的</w:t>
+      </w:r>
+      <w:r>
+        <w:rPr>
+          <w:rFonts w:eastAsiaTheme="minorEastAsia" w:hint="eastAsia"/>
+          <w:lang w:eastAsia="zh-CN"/>
+        </w:rPr>
+        <w:t>路径总代价预估</w:t>
+      </w:r>
+      <w:r>
+        <w:rPr>
+          <w:rFonts w:eastAsiaTheme="minorEastAsia" w:hint="eastAsia"/>
+          <w:lang w:eastAsia="zh-CN"/>
+        </w:rPr>
+        <w:t>F</w:t>
+      </w:r>
+      <w:r>
+        <w:rPr>
+          <w:rFonts w:eastAsiaTheme="minorEastAsia" w:hint="eastAsia"/>
+          <w:vertAlign w:val="subscript"/>
+          <w:lang w:eastAsia="zh-CN"/>
+        </w:rPr>
+        <w:t>PID</w:t>
+      </w:r>
+      <w:r>
+        <w:rPr>
+          <w:rFonts w:eastAsiaTheme="minorEastAsia" w:hint="eastAsia"/>
+          <w:lang w:eastAsia="zh-CN"/>
+        </w:rPr>
+        <w:t>(c)</w:t>
+      </w:r>
+      <w:r>
+        <w:rPr>
+          <w:rFonts w:ascii="宋体" w:eastAsia="宋体" w:hAnsi="宋体" w:cs="宋体"/>
+          <w:lang w:eastAsia="zh-CN"/>
+        </w:rPr>
+        <w:t>用于定义超椭球体的长轴参数，实现对采样范围的自适应调节。</w:t>
       </w:r>
     </w:p>
     <w:p>
@@ -4263,7 +4001,16 @@
           <w:w w:val="110"/>
           <w:lang w:eastAsia="zh-CN"/>
         </w:rPr>
-        <w:t>帕累托三维度</w:t>
+        <w:t>帕累托</w:t>
+      </w:r>
+      <w:r>
+        <w:rPr>
+          <w:rFonts w:ascii="宋体" w:eastAsia="宋体" w:hAnsi="宋体" w:cs="宋体" w:hint="eastAsia"/>
+          <w:spacing w:val="-2"/>
+          <w:w w:val="110"/>
+          <w:lang w:eastAsia="zh-CN"/>
+        </w:rPr>
+        <w:t>节点</w:t>
       </w:r>
       <w:r>
         <w:rPr>
@@ -4341,10 +4088,10 @@
           <w:position w:val="-10"/>
         </w:rPr>
         <w:object w:dxaOrig="480" w:dyaOrig="300" w14:anchorId="03F1CC80">
-          <v:shape id="_x0000_i1026" type="#_x0000_t75" style="width:24.4pt;height:15.05pt" o:ole="">
+          <v:shape id="_x0000_i1026" type="#_x0000_t75" style="width:24.3pt;height:14.95pt" o:ole="">
             <v:imagedata r:id="rId20" o:title=""/>
           </v:shape>
-          <o:OLEObject Type="Embed" ProgID="Equation.DSMT4" ShapeID="_x0000_i1026" DrawAspect="Content" ObjectID="_1830790549" r:id="rId21"/>
+          <o:OLEObject Type="Embed" ProgID="Equation.DSMT4" ShapeID="_x0000_i1026" DrawAspect="Content" ObjectID="_1830798601" r:id="rId21"/>
         </w:object>
       </w:r>
       <w:r>
@@ -4397,7 +4144,7 @@
         <w:t>环境适应性”多目标平衡，使其在复杂场景中更精准的筛选最优节点。</w:t>
       </w:r>
     </w:p>
-    <w:bookmarkStart w:id="7" w:name="OLE_LINK10"/>
+    <w:bookmarkStart w:id="8" w:name="OLE_LINK10"/>
     <w:p>
       <w:pPr>
         <w:pStyle w:val="ac"/>
@@ -4407,16 +4154,16 @@
       <w:r>
         <w:rPr>
           <w:rFonts w:hint="eastAsia"/>
-          <w:position w:val="-68"/>
-        </w:rPr>
-        <w:object w:dxaOrig="7740" w:dyaOrig="1520" w14:anchorId="11C718C0">
-          <v:shape id="_x0000_i1027" type="#_x0000_t75" style="width:325.55pt;height:63.85pt" o:ole="">
+          <w:position w:val="-16"/>
+        </w:rPr>
+        <w:object w:dxaOrig="8320" w:dyaOrig="520" w14:anchorId="11C718C0">
+          <v:shape id="_x0000_i1073" type="#_x0000_t75" style="width:349.7pt;height:21.5pt" o:ole="">
             <v:imagedata r:id="rId22" o:title=""/>
           </v:shape>
-          <o:OLEObject Type="Embed" ProgID="Equation.DSMT4" ShapeID="_x0000_i1027" DrawAspect="Content" ObjectID="_1830790550" r:id="rId23"/>
+          <o:OLEObject Type="Embed" ProgID="Equation.DSMT4" ShapeID="_x0000_i1073" DrawAspect="Content" ObjectID="_1830798602" r:id="rId23"/>
         </w:object>
       </w:r>
-      <w:bookmarkEnd w:id="7"/>
+      <w:bookmarkEnd w:id="8"/>
     </w:p>
     <w:p>
       <w:pPr>
@@ -4473,7 +4220,28 @@
           <w:rFonts w:eastAsiaTheme="minorEastAsia" w:hint="eastAsia"/>
           <w:lang w:eastAsia="zh-CN"/>
         </w:rPr>
-        <w:t>为可支配节点的数量，为适配</w:t>
+        <w:t>为可支配节点的数量，</w:t>
+      </w:r>
+      <w:r>
+        <w:rPr>
+          <w:rFonts w:eastAsiaTheme="minorEastAsia" w:hint="eastAsia"/>
+          <w:lang w:eastAsia="zh-CN"/>
+        </w:rPr>
+        <w:t>取负号</w:t>
+      </w:r>
+      <w:r>
+        <w:rPr>
+          <w:rFonts w:eastAsiaTheme="minorEastAsia" w:hint="eastAsia"/>
+          <w:lang w:eastAsia="zh-CN"/>
+        </w:rPr>
+        <w:t>以</w:t>
+      </w:r>
+      <w:r>
+        <w:rPr>
+          <w:rFonts w:eastAsiaTheme="minorEastAsia" w:hint="eastAsia"/>
+          <w:lang w:eastAsia="zh-CN"/>
+        </w:rPr>
+        <w:t>适配</w:t>
       </w:r>
       <w:r>
         <w:rPr>
@@ -4482,12 +4250,21 @@
         </w:rPr>
         <w:t>Pareto</w:t>
       </w:r>
-      <w:r>
-        <w:rPr>
-          <w:rFonts w:eastAsiaTheme="minorEastAsia" w:hint="eastAsia"/>
-          <w:lang w:eastAsia="zh-CN"/>
-        </w:rPr>
-        <w:t>最小化原则取负号，</w:t>
+      <w:bookmarkStart w:id="9" w:name="OLE_LINK6"/>
+      <w:r>
+        <w:rPr>
+          <w:rFonts w:eastAsiaTheme="minorEastAsia" w:hint="eastAsia"/>
+          <w:lang w:eastAsia="zh-CN"/>
+        </w:rPr>
+        <w:t>最小</w:t>
+      </w:r>
+      <w:bookmarkEnd w:id="9"/>
+      <w:r>
+        <w:rPr>
+          <w:rFonts w:eastAsiaTheme="minorEastAsia" w:hint="eastAsia"/>
+          <w:lang w:eastAsia="zh-CN"/>
+        </w:rPr>
+        <w:t>化原则，</w:t>
       </w:r>
       <w:r>
         <w:rPr>
@@ -4565,21 +4342,7 @@
           <w:rFonts w:eastAsiaTheme="minorEastAsia" w:hint="eastAsia"/>
           <w:lang w:eastAsia="zh-CN"/>
         </w:rPr>
-        <w:t>调整后的预估路径总代价</w:t>
-      </w:r>
-      <w:r>
-        <w:rPr>
-          <w:rFonts w:eastAsiaTheme="minorEastAsia" w:hint="eastAsia"/>
-          <w:lang w:eastAsia="zh-CN"/>
-        </w:rPr>
-        <w:t>预测值</w:t>
-      </w:r>
-      <w:r>
-        <w:rPr>
-          <w:rFonts w:eastAsiaTheme="minorEastAsia" w:hint="eastAsia"/>
-          <w:lang w:eastAsia="zh-CN"/>
-        </w:rPr>
-        <w:t>，通过最小化路径总代价预估实现选择成本最低的路径，</w:t>
+        <w:t>调整后的预估路径总代价，通过最小化路径总代价预估实现选择成本最低的路径，</w:t>
       </w:r>
       <w:r>
         <w:rPr>
@@ -4594,10 +4357,10 @@
           <w:position w:val="-10"/>
         </w:rPr>
         <w:object w:dxaOrig="480" w:dyaOrig="300" w14:anchorId="1E0D28B0">
-          <v:shape id="_x0000_i1028" type="#_x0000_t75" style="width:24.4pt;height:15.05pt" o:ole="">
+          <v:shape id="_x0000_i1028" type="#_x0000_t75" style="width:24.3pt;height:14.95pt" o:ole="">
             <v:imagedata r:id="rId20" o:title=""/>
           </v:shape>
-          <o:OLEObject Type="Embed" ProgID="Equation.DSMT4" ShapeID="_x0000_i1028" DrawAspect="Content" ObjectID="_1830790551" r:id="rId24"/>
+          <o:OLEObject Type="Embed" ProgID="Equation.DSMT4" ShapeID="_x0000_i1028" DrawAspect="Content" ObjectID="_1830798603" r:id="rId24"/>
         </w:object>
       </w:r>
       <w:r>
@@ -4635,20 +4398,20 @@
         </w:rPr>
         <w:t>，当</w:t>
       </w:r>
-      <w:bookmarkStart w:id="8" w:name="OLE_LINK17"/>
+      <w:bookmarkStart w:id="10" w:name="OLE_LINK17"/>
       <w:r>
         <w:rPr>
           <w:rFonts w:hint="eastAsia"/>
           <w:position w:val="-10"/>
         </w:rPr>
         <w:object w:dxaOrig="480" w:dyaOrig="300" w14:anchorId="79DE9E7B">
-          <v:shape id="_x0000_i1029" type="#_x0000_t75" style="width:24.4pt;height:15.05pt" o:ole="">
+          <v:shape id="_x0000_i1029" type="#_x0000_t75" style="width:24.3pt;height:14.95pt" o:ole="">
             <v:imagedata r:id="rId20" o:title=""/>
           </v:shape>
-          <o:OLEObject Type="Embed" ProgID="Equation.DSMT4" ShapeID="_x0000_i1029" DrawAspect="Content" ObjectID="_1830790552" r:id="rId25"/>
+          <o:OLEObject Type="Embed" ProgID="Equation.DSMT4" ShapeID="_x0000_i1029" DrawAspect="Content" ObjectID="_1830798604" r:id="rId25"/>
         </w:object>
       </w:r>
-      <w:bookmarkEnd w:id="8"/>
+      <w:bookmarkEnd w:id="10"/>
       <w:r>
         <w:rPr>
           <w:rFonts w:ascii="宋体" w:eastAsia="宋体" w:hAnsi="宋体" w:cs="宋体"/>
@@ -4689,7 +4452,25 @@
           <w:w w:val="110"/>
           <w:lang w:eastAsia="zh-CN"/>
         </w:rPr>
-        <w:t>双向超椭球体约束采样增加采样效率</w:t>
+        <w:t>非对称</w:t>
+      </w:r>
+      <w:r>
+        <w:rPr>
+          <w:rFonts w:ascii="宋体" w:eastAsia="宋体" w:hAnsi="宋体" w:cs="宋体" w:hint="eastAsia"/>
+          <w:spacing w:val="-2"/>
+          <w:w w:val="110"/>
+          <w:lang w:eastAsia="zh-CN"/>
+        </w:rPr>
+        <w:t>双向超椭球体约束采样</w:t>
+      </w:r>
+      <w:r>
+        <w:rPr>
+          <w:rFonts w:ascii="宋体" w:eastAsia="宋体" w:hAnsi="宋体" w:cs="宋体" w:hint="eastAsia"/>
+          <w:spacing w:val="-2"/>
+          <w:w w:val="110"/>
+          <w:lang w:eastAsia="zh-CN"/>
+        </w:rPr>
+        <w:t>机制</w:t>
       </w:r>
     </w:p>
     <w:p>
@@ -4701,38 +4482,180 @@
       </w:pPr>
       <w:r>
         <w:rPr>
-          <w:rFonts w:eastAsiaTheme="minorEastAsia" w:hint="eastAsia"/>
-          <w:lang w:eastAsia="zh-CN"/>
-        </w:rPr>
-        <w:t>在过往研究中</w:t>
-      </w:r>
-      <w:r>
-        <w:rPr>
-          <w:rFonts w:eastAsiaTheme="minorEastAsia"/>
-          <w:lang w:eastAsia="zh-CN"/>
-        </w:rPr>
-        <w:t xml:space="preserve">Informed RRT* </w:t>
-      </w:r>
-      <w:r>
-        <w:rPr>
-          <w:rFonts w:eastAsiaTheme="minorEastAsia"/>
-          <w:lang w:eastAsia="zh-CN"/>
-        </w:rPr>
-        <w:t>使用单一</w:t>
-      </w:r>
-      <w:r>
-        <w:rPr>
-          <w:rFonts w:eastAsiaTheme="minorEastAsia" w:hint="eastAsia"/>
-          <w:lang w:eastAsia="zh-CN"/>
-        </w:rPr>
-        <w:t>知情子集约束的方式控制采样范围，而本研究中路径规划算法采用</w:t>
-      </w:r>
-      <w:r>
-        <w:rPr>
-          <w:rFonts w:eastAsiaTheme="minorEastAsia" w:hint="eastAsia"/>
-          <w:lang w:eastAsia="zh-CN"/>
-        </w:rPr>
-        <w:t>双向规划的策略将其应用在知情子集约束</w:t>
+          <w:rFonts w:eastAsiaTheme="minorEastAsia"/>
+          <w:lang w:eastAsia="zh-CN"/>
+        </w:rPr>
+        <w:t>在过往研究中，</w:t>
+      </w:r>
+      <w:r>
+        <w:rPr>
+          <w:rFonts w:eastAsiaTheme="minorEastAsia"/>
+          <w:lang w:eastAsia="zh-CN"/>
+        </w:rPr>
+        <w:t xml:space="preserve">Dynamic RRT </w:t>
+      </w:r>
+      <w:r>
+        <w:rPr>
+          <w:rFonts w:eastAsiaTheme="minorEastAsia"/>
+          <w:lang w:eastAsia="zh-CN"/>
+        </w:rPr>
+        <w:t>虽通过知情子集约束优化了采样效率，但单一方向的采样空间设定难以适配复杂环境下的多区域探索需求</w:t>
+      </w:r>
+      <w:r>
+        <w:rPr>
+          <w:rFonts w:eastAsiaTheme="minorEastAsia"/>
+          <w:lang w:eastAsia="zh-CN"/>
+        </w:rPr>
+        <w:t xml:space="preserve"> [16]</w:t>
+      </w:r>
+      <w:r>
+        <w:rPr>
+          <w:rFonts w:eastAsiaTheme="minorEastAsia"/>
+          <w:lang w:eastAsia="zh-CN"/>
+        </w:rPr>
+        <w:t>。与之不同，</w:t>
+      </w:r>
+      <w:r>
+        <w:rPr>
+          <w:rFonts w:eastAsiaTheme="minorEastAsia" w:hint="eastAsia"/>
+          <w:lang w:eastAsia="zh-CN"/>
+        </w:rPr>
+        <w:t>本研究中采用</w:t>
+      </w:r>
+      <w:r>
+        <w:rPr>
+          <w:rFonts w:eastAsiaTheme="minorEastAsia" w:hint="eastAsia"/>
+          <w:lang w:eastAsia="zh-CN"/>
+        </w:rPr>
+        <w:t>双向规划的策略将</w:t>
+      </w:r>
+      <w:r>
+        <w:rPr>
+          <w:rFonts w:eastAsiaTheme="minorEastAsia"/>
+          <w:lang w:eastAsia="zh-CN"/>
+        </w:rPr>
+        <w:t>将知情子集约束机制与双向扩展框架融合。</w:t>
+      </w:r>
+      <w:r>
+        <w:rPr>
+          <w:rFonts w:eastAsiaTheme="minorEastAsia"/>
+          <w:lang w:eastAsia="zh-CN"/>
+        </w:rPr>
+        <w:t>采样过程中，起点侧树与终点侧树同时进行规划，且两侧超椭球体约束采样范围支持尺寸独立动态调整：</w:t>
+      </w:r>
+      <w:r>
+        <w:rPr>
+          <w:rFonts w:eastAsiaTheme="minorEastAsia" w:hint="eastAsia"/>
+          <w:lang w:eastAsia="zh-CN"/>
+        </w:rPr>
+        <w:t>当树</w:t>
+      </w:r>
+      <w:r>
+        <w:rPr>
+          <w:rFonts w:eastAsiaTheme="minorEastAsia" w:hint="eastAsia"/>
+          <w:lang w:eastAsia="zh-CN"/>
+        </w:rPr>
+        <w:t>A</w:t>
+      </w:r>
+      <w:r>
+        <w:rPr>
+          <w:rFonts w:eastAsiaTheme="minorEastAsia" w:hint="eastAsia"/>
+          <w:lang w:eastAsia="zh-CN"/>
+        </w:rPr>
+        <w:t>生长受阻即遇到密集障碍</w:t>
+      </w:r>
+      <w:r>
+        <w:rPr>
+          <w:rFonts w:eastAsiaTheme="minorEastAsia" w:hint="eastAsia"/>
+          <w:lang w:eastAsia="zh-CN"/>
+        </w:rPr>
+        <w:t>或连续扩展</w:t>
+      </w:r>
+      <w:r>
+        <w:rPr>
+          <w:rFonts w:eastAsiaTheme="minorEastAsia" w:hint="eastAsia"/>
+          <w:lang w:eastAsia="zh-CN"/>
+        </w:rPr>
+        <w:t>时，主动扩大采样空间</w:t>
+      </w:r>
+      <w:r>
+        <w:rPr>
+          <w:rFonts w:eastAsiaTheme="minorEastAsia" w:hint="eastAsia"/>
+          <w:lang w:eastAsia="zh-CN"/>
+        </w:rPr>
+        <w:t>参数</w:t>
+      </w:r>
+      <w:r>
+        <w:rPr>
+          <w:rFonts w:eastAsiaTheme="minorEastAsia" w:hint="eastAsia"/>
+          <w:lang w:eastAsia="zh-CN"/>
+        </w:rPr>
+        <w:t>c</w:t>
+      </w:r>
+      <w:r>
+        <w:rPr>
+          <w:rFonts w:eastAsiaTheme="minorEastAsia" w:hint="eastAsia"/>
+          <w:vertAlign w:val="subscript"/>
+          <w:lang w:eastAsia="zh-CN"/>
+        </w:rPr>
+        <w:t>best</w:t>
+      </w:r>
+      <w:r>
+        <w:rPr>
+          <w:rFonts w:eastAsiaTheme="minorEastAsia" w:hint="eastAsia"/>
+          <w:lang w:eastAsia="zh-CN"/>
+        </w:rPr>
+        <w:t>(A)</w:t>
+      </w:r>
+      <w:r>
+        <w:rPr>
+          <w:rFonts w:eastAsiaTheme="minorEastAsia" w:hint="eastAsia"/>
+          <w:lang w:eastAsia="zh-CN"/>
+        </w:rPr>
+        <w:t>，若树</w:t>
+      </w:r>
+      <w:r>
+        <w:rPr>
+          <w:rFonts w:eastAsiaTheme="minorEastAsia" w:hint="eastAsia"/>
+          <w:lang w:eastAsia="zh-CN"/>
+        </w:rPr>
+        <w:t>B</w:t>
+      </w:r>
+      <w:r>
+        <w:rPr>
+          <w:rFonts w:eastAsiaTheme="minorEastAsia" w:hint="eastAsia"/>
+          <w:lang w:eastAsia="zh-CN"/>
+        </w:rPr>
+        <w:t>生长顺利，则</w:t>
+      </w:r>
+      <w:r>
+        <w:rPr>
+          <w:rFonts w:eastAsiaTheme="minorEastAsia" w:hint="eastAsia"/>
+          <w:lang w:eastAsia="zh-CN"/>
+        </w:rPr>
+        <w:t>主动收缩其采样空间参数</w:t>
+      </w:r>
+      <w:r>
+        <w:rPr>
+          <w:rFonts w:eastAsiaTheme="minorEastAsia" w:hint="eastAsia"/>
+          <w:lang w:eastAsia="zh-CN"/>
+        </w:rPr>
+        <w:t>c</w:t>
+      </w:r>
+      <w:r>
+        <w:rPr>
+          <w:rFonts w:eastAsiaTheme="minorEastAsia" w:hint="eastAsia"/>
+          <w:vertAlign w:val="subscript"/>
+          <w:lang w:eastAsia="zh-CN"/>
+        </w:rPr>
+        <w:t>best</w:t>
+      </w:r>
+      <w:r>
+        <w:rPr>
+          <w:rFonts w:eastAsiaTheme="minorEastAsia" w:hint="eastAsia"/>
+          <w:lang w:eastAsia="zh-CN"/>
+        </w:rPr>
+        <w:t>(B)</w:t>
       </w:r>
       <w:r>
         <w:rPr>
@@ -4746,100 +4669,28 @@
           <w:rFonts w:eastAsiaTheme="minorEastAsia" w:hint="eastAsia"/>
           <w:lang w:eastAsia="zh-CN"/>
         </w:rPr>
-        <w:t>采样时双向同时进行规划的过程中，</w:t>
-      </w:r>
-      <w:r>
-        <w:rPr>
-          <w:rFonts w:eastAsiaTheme="minorEastAsia" w:hint="eastAsia"/>
-          <w:lang w:eastAsia="zh-CN"/>
-        </w:rPr>
-        <w:t>且对两侧超椭球体约束采样范围实现了尺寸独立的设定，当树</w:t>
-      </w:r>
-      <w:r>
-        <w:rPr>
-          <w:rFonts w:eastAsiaTheme="minorEastAsia" w:hint="eastAsia"/>
-          <w:lang w:eastAsia="zh-CN"/>
-        </w:rPr>
-        <w:t>A</w:t>
-      </w:r>
-      <w:r>
-        <w:rPr>
-          <w:rFonts w:eastAsiaTheme="minorEastAsia" w:hint="eastAsia"/>
-          <w:lang w:eastAsia="zh-CN"/>
-        </w:rPr>
-        <w:t>生长受阻即遇到密集障碍时，主动扩大采样空间</w:t>
-      </w:r>
-      <w:r>
-        <w:rPr>
-          <w:rFonts w:eastAsiaTheme="minorEastAsia" w:hint="eastAsia"/>
-          <w:lang w:eastAsia="zh-CN"/>
-        </w:rPr>
-        <w:t>c</w:t>
-      </w:r>
-      <w:r>
-        <w:rPr>
-          <w:rFonts w:eastAsiaTheme="minorEastAsia" w:hint="eastAsia"/>
-          <w:vertAlign w:val="subscript"/>
-          <w:lang w:eastAsia="zh-CN"/>
-        </w:rPr>
-        <w:t>best</w:t>
-      </w:r>
-      <w:r>
-        <w:rPr>
-          <w:rFonts w:eastAsiaTheme="minorEastAsia" w:hint="eastAsia"/>
-          <w:lang w:eastAsia="zh-CN"/>
-        </w:rPr>
-        <w:t>(A)</w:t>
-      </w:r>
-      <w:r>
-        <w:rPr>
-          <w:rFonts w:eastAsiaTheme="minorEastAsia" w:hint="eastAsia"/>
-          <w:lang w:eastAsia="zh-CN"/>
-        </w:rPr>
-        <w:t>，若树</w:t>
-      </w:r>
-      <w:r>
-        <w:rPr>
-          <w:rFonts w:eastAsiaTheme="minorEastAsia" w:hint="eastAsia"/>
-          <w:lang w:eastAsia="zh-CN"/>
-        </w:rPr>
-        <w:t>B</w:t>
-      </w:r>
-      <w:r>
-        <w:rPr>
-          <w:rFonts w:eastAsiaTheme="minorEastAsia" w:hint="eastAsia"/>
-          <w:lang w:eastAsia="zh-CN"/>
-        </w:rPr>
-        <w:t>生长顺利，则</w:t>
-      </w:r>
-      <w:r>
-        <w:rPr>
-          <w:rFonts w:eastAsiaTheme="minorEastAsia" w:hint="eastAsia"/>
-          <w:lang w:eastAsia="zh-CN"/>
-        </w:rPr>
-        <w:t>c</w:t>
-      </w:r>
-      <w:r>
-        <w:rPr>
-          <w:rFonts w:eastAsiaTheme="minorEastAsia" w:hint="eastAsia"/>
-          <w:vertAlign w:val="subscript"/>
-          <w:lang w:eastAsia="zh-CN"/>
-        </w:rPr>
-        <w:t>best</w:t>
-      </w:r>
-      <w:r>
-        <w:rPr>
-          <w:rFonts w:eastAsiaTheme="minorEastAsia" w:hint="eastAsia"/>
-          <w:lang w:eastAsia="zh-CN"/>
-        </w:rPr>
-        <w:t>(B)</w:t>
-      </w:r>
-      <w:r>
-        <w:rPr>
-          <w:rFonts w:eastAsiaTheme="minorEastAsia" w:hint="eastAsia"/>
-          <w:lang w:eastAsia="zh-CN"/>
-        </w:rPr>
-        <w:t>主动收缩，提高采样精度。</w:t>
+        <w:t>以</w:t>
+      </w:r>
+      <w:r>
+        <w:rPr>
+          <w:rFonts w:eastAsiaTheme="minorEastAsia" w:hint="eastAsia"/>
+          <w:lang w:eastAsia="zh-CN"/>
+        </w:rPr>
+        <w:t>提高采样精度</w:t>
+      </w:r>
+      <w:r>
+        <w:rPr>
+          <w:rFonts w:eastAsiaTheme="minorEastAsia" w:hint="eastAsia"/>
+          <w:lang w:eastAsia="zh-CN"/>
+        </w:rPr>
+        <w:t>并加速收敛</w:t>
+      </w:r>
+      <w:r>
+        <w:rPr>
+          <w:rFonts w:eastAsiaTheme="minorEastAsia" w:hint="eastAsia"/>
+          <w:lang w:eastAsia="zh-CN"/>
+        </w:rPr>
+        <w:t>。</w:t>
       </w:r>
       <w:r>
         <w:rPr>
@@ -4867,35 +4718,14 @@
           <w:rFonts w:eastAsiaTheme="minorEastAsia" w:hint="eastAsia"/>
           <w:lang w:eastAsia="zh-CN"/>
         </w:rPr>
-        <w:t>也做到了快速进行</w:t>
-      </w:r>
-      <w:r>
-        <w:rPr>
-          <w:rFonts w:eastAsiaTheme="minorEastAsia" w:hint="eastAsia"/>
-          <w:lang w:eastAsia="zh-CN"/>
-        </w:rPr>
-        <w:t>全局</w:t>
-      </w:r>
-      <w:r>
-        <w:rPr>
-          <w:rFonts w:eastAsiaTheme="minorEastAsia" w:hint="eastAsia"/>
-          <w:lang w:eastAsia="zh-CN"/>
-        </w:rPr>
-        <w:t>路径规划的效率</w:t>
-      </w:r>
-      <w:r>
-        <w:rPr>
-          <w:rFonts w:eastAsiaTheme="minorEastAsia" w:hint="eastAsia"/>
-          <w:lang w:eastAsia="zh-CN"/>
-        </w:rPr>
-        <w:t>提升</w:t>
-      </w:r>
-      <w:r>
-        <w:rPr>
-          <w:rFonts w:eastAsiaTheme="minorEastAsia" w:hint="eastAsia"/>
-          <w:lang w:eastAsia="zh-CN"/>
-        </w:rPr>
-        <w:t>且避免采样过程中陷入局部最优解的情况</w:t>
+        <w:t>，更通过双向协同与非对称空间调整，</w:t>
+      </w:r>
+      <w:r>
+        <w:rPr>
+          <w:rFonts w:eastAsiaTheme="minorEastAsia"/>
+          <w:lang w:eastAsia="zh-CN"/>
+        </w:rPr>
+        <w:t>实现了全局路径规划效率的显著提升，同时有效避免了单一采样空间易陷入局部最优的缺陷，在复杂随机障碍物环境中展现出更强的适应性与稳定性</w:t>
       </w:r>
       <w:r>
         <w:rPr>
@@ -4915,31 +4745,10 @@
       </w:pPr>
       <w:r>
         <w:rPr>
-          <w:rFonts w:eastAsiaTheme="minorEastAsia"/>
-          <w:lang w:eastAsia="zh-CN"/>
-        </w:rPr>
-        <w:t>在双向搜索场景下</w:t>
-      </w:r>
-      <w:r>
-        <w:rPr>
-          <w:rFonts w:eastAsiaTheme="minorEastAsia" w:hint="eastAsia"/>
-          <w:lang w:eastAsia="zh-CN"/>
-        </w:rPr>
-        <w:t>并</w:t>
-      </w:r>
-      <w:r>
-        <w:rPr>
-          <w:rFonts w:eastAsiaTheme="minorEastAsia"/>
-          <w:lang w:eastAsia="zh-CN"/>
-        </w:rPr>
-        <w:t>无法充分利用两棵树的增长状态信息</w:t>
-      </w:r>
-      <w:r>
-        <w:rPr>
-          <w:rFonts w:eastAsiaTheme="minorEastAsia" w:hint="eastAsia"/>
-          <w:lang w:eastAsia="zh-CN"/>
-        </w:rPr>
-        <w:t>进行有效约束，本文</w:t>
+          <w:rFonts w:eastAsiaTheme="minorEastAsia" w:hint="eastAsia"/>
+          <w:lang w:eastAsia="zh-CN"/>
+        </w:rPr>
+        <w:t>本文</w:t>
       </w:r>
       <w:r>
         <w:rPr>
@@ -5095,10 +4904,10 @@
           <w:position w:val="-14"/>
         </w:rPr>
         <w:object w:dxaOrig="7540" w:dyaOrig="499" w14:anchorId="672CA1E5">
-          <v:shape id="_x0000_i1030" type="#_x0000_t75" style="width:316.8pt;height:20.65pt" o:ole="">
+          <v:shape id="_x0000_i1030" type="#_x0000_t75" style="width:317pt;height:20.55pt" o:ole="">
             <v:imagedata r:id="rId26" o:title=""/>
           </v:shape>
-          <o:OLEObject Type="Embed" ProgID="Equation.DSMT4" ShapeID="_x0000_i1030" DrawAspect="Content" ObjectID="_1830790553" r:id="rId27"/>
+          <o:OLEObject Type="Embed" ProgID="Equation.DSMT4" ShapeID="_x0000_i1030" DrawAspect="Content" ObjectID="_1830798605" r:id="rId27"/>
         </w:object>
       </w:r>
     </w:p>
@@ -5350,10 +5159,10 @@
           <w:position w:val="-14"/>
         </w:rPr>
         <w:object w:dxaOrig="8700" w:dyaOrig="499" w14:anchorId="1387BDE5">
-          <v:shape id="_x0000_i1031" type="#_x0000_t75" style="width:365.65pt;height:20.65pt" o:ole="">
+          <v:shape id="_x0000_i1031" type="#_x0000_t75" style="width:365.6pt;height:20.55pt" o:ole="">
             <v:imagedata r:id="rId28" o:title=""/>
           </v:shape>
-          <o:OLEObject Type="Embed" ProgID="Equation.DSMT4" ShapeID="_x0000_i1031" DrawAspect="Content" ObjectID="_1830790554" r:id="rId29"/>
+          <o:OLEObject Type="Embed" ProgID="Equation.DSMT4" ShapeID="_x0000_i1031" DrawAspect="Content" ObjectID="_1830798606" r:id="rId29"/>
         </w:object>
       </w:r>
     </w:p>
@@ -5441,10 +5250,10 @@
           <w:position w:val="-16"/>
         </w:rPr>
         <w:object w:dxaOrig="1540" w:dyaOrig="400" w14:anchorId="598CB5AF">
-          <v:shape id="_x0000_i1032" type="#_x0000_t75" style="width:65.1pt;height:16.9pt" o:ole="">
+          <v:shape id="_x0000_i1032" type="#_x0000_t75" style="width:65.45pt;height:16.85pt" o:ole="">
             <v:imagedata r:id="rId30" o:title=""/>
           </v:shape>
-          <o:OLEObject Type="Embed" ProgID="Equation.DSMT4" ShapeID="_x0000_i1032" DrawAspect="Content" ObjectID="_1830790555" r:id="rId31"/>
+          <o:OLEObject Type="Embed" ProgID="Equation.DSMT4" ShapeID="_x0000_i1032" DrawAspect="Content" ObjectID="_1830798607" r:id="rId31"/>
         </w:object>
       </w:r>
       <w:r>
@@ -5467,10 +5276,10 @@
           <w:position w:val="-26"/>
         </w:rPr>
         <w:object w:dxaOrig="1040" w:dyaOrig="680" w14:anchorId="0622DCF5">
-          <v:shape id="_x0000_i1033" type="#_x0000_t75" style="width:43.85pt;height:29.45pt" o:ole="">
+          <v:shape id="_x0000_i1033" type="#_x0000_t75" style="width:43.95pt;height:29pt" o:ole="">
             <v:imagedata r:id="rId32" o:title=""/>
           </v:shape>
-          <o:OLEObject Type="Embed" ProgID="Equation.DSMT4" ShapeID="_x0000_i1033" DrawAspect="Content" ObjectID="_1830790556" r:id="rId33"/>
+          <o:OLEObject Type="Embed" ProgID="Equation.DSMT4" ShapeID="_x0000_i1033" DrawAspect="Content" ObjectID="_1830798608" r:id="rId33"/>
         </w:object>
       </w:r>
       <w:r>
@@ -5493,10 +5302,10 @@
           <w:position w:val="-14"/>
         </w:rPr>
         <w:object w:dxaOrig="1359" w:dyaOrig="440" w14:anchorId="02836971">
-          <v:shape id="_x0000_i1034" type="#_x0000_t75" style="width:56.95pt;height:18.8pt" o:ole="">
+          <v:shape id="_x0000_i1034" type="#_x0000_t75" style="width:57.05pt;height:18.7pt" o:ole="">
             <v:imagedata r:id="rId34" o:title=""/>
           </v:shape>
-          <o:OLEObject Type="Embed" ProgID="Equation.DSMT4" ShapeID="_x0000_i1034" DrawAspect="Content" ObjectID="_1830790557" r:id="rId35"/>
+          <o:OLEObject Type="Embed" ProgID="Equation.DSMT4" ShapeID="_x0000_i1034" DrawAspect="Content" ObjectID="_1830798609" r:id="rId35"/>
         </w:object>
       </w:r>
     </w:p>
@@ -5529,10 +5338,10 @@
           <w:position w:val="-18"/>
         </w:rPr>
         <w:object w:dxaOrig="9840" w:dyaOrig="520" w14:anchorId="695FA034">
-          <v:shape id="_x0000_i1035" type="#_x0000_t75" style="width:413.85pt;height:21.9pt" o:ole="">
+          <v:shape id="_x0000_i1035" type="#_x0000_t75" style="width:414.25pt;height:21.5pt" o:ole="">
             <v:imagedata r:id="rId36" o:title=""/>
           </v:shape>
-          <o:OLEObject Type="Embed" ProgID="Equation.DSMT4" ShapeID="_x0000_i1035" DrawAspect="Content" ObjectID="_1830790558" r:id="rId37"/>
+          <o:OLEObject Type="Embed" ProgID="Equation.DSMT4" ShapeID="_x0000_i1035" DrawAspect="Content" ObjectID="_1830798610" r:id="rId37"/>
         </w:object>
       </w:r>
     </w:p>
@@ -5721,10 +5530,10 @@
           <w:position w:val="-42"/>
         </w:rPr>
         <w:object w:dxaOrig="7460" w:dyaOrig="1020" w14:anchorId="2DACF995">
-          <v:shape id="_x0000_i1036" type="#_x0000_t75" style="width:313.05pt;height:41.95pt" o:ole="">
+          <v:shape id="_x0000_i1036" type="#_x0000_t75" style="width:313.25pt;height:42.1pt" o:ole="">
             <v:imagedata r:id="rId38" o:title=""/>
           </v:shape>
-          <o:OLEObject Type="Embed" ProgID="Equation.DSMT4" ShapeID="_x0000_i1036" DrawAspect="Content" ObjectID="_1830790559" r:id="rId39"/>
+          <o:OLEObject Type="Embed" ProgID="Equation.DSMT4" ShapeID="_x0000_i1036" DrawAspect="Content" ObjectID="_1830798611" r:id="rId39"/>
         </w:object>
       </w:r>
     </w:p>
@@ -5747,10 +5556,10 @@
           <w:position w:val="-14"/>
         </w:rPr>
         <w:object w:dxaOrig="740" w:dyaOrig="440" w14:anchorId="2CC06124">
-          <v:shape id="_x0000_i1037" type="#_x0000_t75" style="width:31.3pt;height:18.15pt" o:ole="">
+          <v:shape id="_x0000_i1037" type="#_x0000_t75" style="width:30.85pt;height:17.75pt" o:ole="">
             <v:imagedata r:id="rId40" o:title=""/>
           </v:shape>
-          <o:OLEObject Type="Embed" ProgID="Equation.DSMT4" ShapeID="_x0000_i1037" DrawAspect="Content" ObjectID="_1830790560" r:id="rId41"/>
+          <o:OLEObject Type="Embed" ProgID="Equation.DSMT4" ShapeID="_x0000_i1037" DrawAspect="Content" ObjectID="_1830798612" r:id="rId41"/>
         </w:object>
       </w:r>
       <w:r>
@@ -5773,10 +5582,10 @@
           <w:position w:val="-14"/>
         </w:rPr>
         <w:object w:dxaOrig="600" w:dyaOrig="440" w14:anchorId="6FE64CBA">
-          <v:shape id="_x0000_i1038" type="#_x0000_t75" style="width:25.05pt;height:18.15pt" o:ole="">
+          <v:shape id="_x0000_i1038" type="#_x0000_t75" style="width:25.25pt;height:17.75pt" o:ole="">
             <v:imagedata r:id="rId42" o:title=""/>
           </v:shape>
-          <o:OLEObject Type="Embed" ProgID="Equation.DSMT4" ShapeID="_x0000_i1038" DrawAspect="Content" ObjectID="_1830790561" r:id="rId43"/>
+          <o:OLEObject Type="Embed" ProgID="Equation.DSMT4" ShapeID="_x0000_i1038" DrawAspect="Content" ObjectID="_1830798613" r:id="rId43"/>
         </w:object>
       </w:r>
       <w:r>
@@ -5801,7 +5610,7 @@
         <w:t>：</w:t>
       </w:r>
     </w:p>
-    <w:bookmarkStart w:id="9" w:name="OLE_LINK20"/>
+    <w:bookmarkStart w:id="11" w:name="OLE_LINK20"/>
     <w:p>
       <w:pPr>
         <w:pStyle w:val="ac"/>
@@ -5814,13 +5623,13 @@
           <w:position w:val="-40"/>
         </w:rPr>
         <w:object w:dxaOrig="9080" w:dyaOrig="1020" w14:anchorId="00D5DE68">
-          <v:shape id="_x0000_i1039" type="#_x0000_t75" style="width:381.9pt;height:41.95pt" o:ole="">
+          <v:shape id="_x0000_i1039" type="#_x0000_t75" style="width:381.5pt;height:42.1pt" o:ole="">
             <v:imagedata r:id="rId44" o:title=""/>
           </v:shape>
-          <o:OLEObject Type="Embed" ProgID="Equation.DSMT4" ShapeID="_x0000_i1039" DrawAspect="Content" ObjectID="_1830790562" r:id="rId45"/>
+          <o:OLEObject Type="Embed" ProgID="Equation.DSMT4" ShapeID="_x0000_i1039" DrawAspect="Content" ObjectID="_1830798614" r:id="rId45"/>
         </w:object>
       </w:r>
-      <w:bookmarkEnd w:id="9"/>
+      <w:bookmarkEnd w:id="11"/>
     </w:p>
     <w:p>
       <w:pPr>
@@ -5891,10 +5700,10 @@
           <w:position w:val="-14"/>
         </w:rPr>
         <w:object w:dxaOrig="3019" w:dyaOrig="440" w14:anchorId="1D5479EA">
-          <v:shape id="_x0000_i1040" type="#_x0000_t75" style="width:127.1pt;height:18.15pt" o:ole="">
+          <v:shape id="_x0000_i1040" type="#_x0000_t75" style="width:127.15pt;height:17.75pt" o:ole="">
             <v:imagedata r:id="rId46" o:title=""/>
           </v:shape>
-          <o:OLEObject Type="Embed" ProgID="Equation.DSMT4" ShapeID="_x0000_i1040" DrawAspect="Content" ObjectID="_1830790563" r:id="rId47"/>
+          <o:OLEObject Type="Embed" ProgID="Equation.DSMT4" ShapeID="_x0000_i1040" DrawAspect="Content" ObjectID="_1830798615" r:id="rId47"/>
         </w:object>
       </w:r>
       <w:r>
@@ -5982,6 +5791,7 @@
     </w:p>
     <w:p>
       <w:pPr>
+        <w:ind w:firstLineChars="200" w:firstLine="440"/>
         <w:rPr>
           <w:rFonts w:eastAsia="黑体"/>
           <w:lang w:eastAsia="zh-CN"/>
@@ -5989,97 +5799,13 @@
       </w:pPr>
       <w:r>
         <w:rPr>
-          <w:rFonts w:eastAsiaTheme="minorEastAsia"/>
-          <w:lang w:eastAsia="zh-CN"/>
-        </w:rPr>
-        <w:t>综上</w:t>
-      </w:r>
-      <w:r>
-        <w:rPr>
-          <w:rFonts w:eastAsiaTheme="minorEastAsia" w:hint="eastAsia"/>
-          <w:lang w:eastAsia="zh-CN"/>
-        </w:rPr>
-        <w:t>，</w:t>
-      </w:r>
-      <w:r>
-        <w:rPr>
-          <w:rFonts w:eastAsiaTheme="minorEastAsia" w:hint="eastAsia"/>
-          <w:lang w:eastAsia="zh-CN"/>
-        </w:rPr>
-        <w:t>SC-RRT</w:t>
-      </w:r>
-      <w:r>
-        <w:rPr>
-          <w:rFonts w:eastAsiaTheme="minorEastAsia" w:hint="eastAsia"/>
-          <w:lang w:eastAsia="zh-CN"/>
-        </w:rPr>
-        <w:t>算法在</w:t>
-      </w:r>
-      <w:r>
-        <w:rPr>
-          <w:rFonts w:eastAsiaTheme="minorEastAsia"/>
-          <w:lang w:eastAsia="zh-CN"/>
-        </w:rPr>
-        <w:t>保</w:t>
-      </w:r>
-      <w:r>
-        <w:rPr>
-          <w:rFonts w:eastAsiaTheme="minorEastAsia" w:hint="eastAsia"/>
-          <w:lang w:eastAsia="zh-CN"/>
-        </w:rPr>
-        <w:t>留</w:t>
-      </w:r>
-      <w:r>
-        <w:rPr>
-          <w:rFonts w:eastAsiaTheme="minorEastAsia"/>
-          <w:lang w:eastAsia="zh-CN"/>
-        </w:rPr>
-        <w:t xml:space="preserve"> Informed-RRT* </w:t>
-      </w:r>
-      <w:r>
-        <w:rPr>
-          <w:rFonts w:eastAsiaTheme="minorEastAsia"/>
-          <w:lang w:eastAsia="zh-CN"/>
-        </w:rPr>
-        <w:t>渐近最优性的同时，</w:t>
-      </w:r>
-      <w:r>
-        <w:rPr>
-          <w:rFonts w:eastAsiaTheme="minorEastAsia" w:hint="eastAsia"/>
-          <w:lang w:eastAsia="zh-CN"/>
-        </w:rPr>
-        <w:t>引入了多级自适应机制，使其</w:t>
-      </w:r>
-      <w:r>
-        <w:rPr>
-          <w:rFonts w:eastAsiaTheme="minorEastAsia"/>
-          <w:lang w:eastAsia="zh-CN"/>
-        </w:rPr>
-        <w:t>在复杂环境下表现出更优的收敛特性与路径质量。首先，通过在线预测修正模型对代价误差进行动态补偿，使得节点扩展能够实时适配环境变化并抑制过度估计或低估所带来的路径偏差问题，从而提高代价评估的可信度。其次，利用帕累托支配准则对扩展节点实施多目标协同优化，使算法在探索效率、路径代价与环境规整性之间实现平衡，显著提升在障碍密集场景下的扩展精度。</w:t>
-      </w:r>
-      <w:r>
-        <w:rPr>
-          <w:rFonts w:eastAsiaTheme="minorEastAsia"/>
-          <w:lang w:eastAsia="zh-CN"/>
-        </w:rPr>
-        <w:t>再次，通过引入双向树自适应约束策略，进一步提高搜索的连通效率，避免双树在高密度区域过度细化，从而保持高效且稳定的扩展速度</w:t>
-      </w:r>
-      <w:r>
-        <w:rPr>
-          <w:rFonts w:eastAsia="黑体" w:hint="eastAsia"/>
-          <w:lang w:eastAsia="zh-CN"/>
-        </w:rPr>
-        <w:t>,</w:t>
-      </w:r>
-      <w:r>
-        <w:rPr>
           <w:rFonts w:ascii="宋体" w:eastAsia="宋体" w:hAnsi="宋体" w:cs="宋体" w:hint="eastAsia"/>
           <w:lang w:eastAsia="zh-CN"/>
         </w:rPr>
-        <w:t>故在双向规划的框架中，对于任意一个方向（以起点侧为例），知情子集定义为：</w:t>
+        <w:t>在双向规划的框架中，对于任意一个方向（以起点侧为例），知情子集定义为：</w:t>
       </w:r>
     </w:p>
-    <w:bookmarkStart w:id="10" w:name="OLE_LINK14"/>
+    <w:bookmarkStart w:id="12" w:name="OLE_LINK14"/>
     <w:p>
       <w:pPr>
         <w:pStyle w:val="ac"/>
@@ -6092,13 +5818,13 @@
           <w:position w:val="-22"/>
         </w:rPr>
         <w:object w:dxaOrig="8520" w:dyaOrig="600" w14:anchorId="05D8A12E">
-          <v:shape id="_x0000_i1041" type="#_x0000_t75" style="width:358.1pt;height:25.05pt" o:ole="">
+          <v:shape id="_x0000_i1041" type="#_x0000_t75" style="width:358.15pt;height:25.25pt" o:ole="">
             <v:imagedata r:id="rId48" o:title=""/>
           </v:shape>
-          <o:OLEObject Type="Embed" ProgID="Equation.DSMT4" ShapeID="_x0000_i1041" DrawAspect="Content" ObjectID="_1830790564" r:id="rId49"/>
+          <o:OLEObject Type="Embed" ProgID="Equation.DSMT4" ShapeID="_x0000_i1041" DrawAspect="Content" ObjectID="_1830798616" r:id="rId49"/>
         </w:object>
       </w:r>
-      <w:bookmarkEnd w:id="10"/>
+      <w:bookmarkEnd w:id="12"/>
     </w:p>
     <w:p>
       <w:pPr>
@@ -6107,7 +5833,7 @@
           <w:numId w:val="7"/>
         </w:numPr>
         <w:rPr>
-          <w:del w:id="11" w:author="兴雨 郭" w:date="2025-11-30T21:38:00Z" w16du:dateUtc="2025-11-30T13:38:00Z"/>
+          <w:del w:id="13" w:author="兴雨 郭" w:date="2025-11-30T21:38:00Z" w16du:dateUtc="2025-11-30T13:38:00Z"/>
           <w:rFonts w:eastAsia="黑体"/>
           <w:lang w:eastAsia="zh-CN"/>
         </w:rPr>
@@ -6144,10 +5870,10 @@
           <w:position w:val="-10"/>
         </w:rPr>
         <w:object w:dxaOrig="620" w:dyaOrig="320" w14:anchorId="62AC25E5">
-          <v:shape id="_x0000_i1042" type="#_x0000_t75" style="width:31.3pt;height:16.3pt" o:ole="">
+          <v:shape id="_x0000_i1042" type="#_x0000_t75" style="width:30.85pt;height:15.9pt" o:ole="">
             <v:imagedata r:id="rId50" o:title=""/>
           </v:shape>
-          <o:OLEObject Type="Embed" ProgID="Equation.DSMT4" ShapeID="_x0000_i1042" DrawAspect="Content" ObjectID="_1830790565" r:id="rId51"/>
+          <o:OLEObject Type="Embed" ProgID="Equation.DSMT4" ShapeID="_x0000_i1042" DrawAspect="Content" ObjectID="_1830798617" r:id="rId51"/>
         </w:object>
       </w:r>
       <w:r>
@@ -6227,10 +5953,10 @@
           <w:position w:val="-14"/>
         </w:rPr>
         <w:object w:dxaOrig="639" w:dyaOrig="360" w14:anchorId="0136A746">
-          <v:shape id="_x0000_i1043" type="#_x0000_t75" style="width:26.9pt;height:15.65pt" o:ole="">
+          <v:shape id="_x0000_i1043" type="#_x0000_t75" style="width:27.1pt;height:15.9pt" o:ole="">
             <v:imagedata r:id="rId52" o:title=""/>
           </v:shape>
-          <o:OLEObject Type="Embed" ProgID="Equation.DSMT4" ShapeID="_x0000_i1043" DrawAspect="Content" ObjectID="_1830790566" r:id="rId53"/>
+          <o:OLEObject Type="Embed" ProgID="Equation.DSMT4" ShapeID="_x0000_i1043" DrawAspect="Content" ObjectID="_1830798618" r:id="rId53"/>
         </w:object>
       </w:r>
       <w:r>
@@ -6333,10 +6059,10 @@
           <w:position w:val="-10"/>
         </w:rPr>
         <w:object w:dxaOrig="960" w:dyaOrig="320" w14:anchorId="28BBDD2E">
-          <v:shape id="_x0000_i1044" type="#_x0000_t75" style="width:40.05pt;height:13.15pt" o:ole="">
+          <v:shape id="_x0000_i1044" type="#_x0000_t75" style="width:40.2pt;height:13.1pt" o:ole="">
             <v:imagedata r:id="rId54" o:title=""/>
           </v:shape>
-          <o:OLEObject Type="Embed" ProgID="Equation.DSMT4" ShapeID="_x0000_i1044" DrawAspect="Content" ObjectID="_1830790567" r:id="rId55"/>
+          <o:OLEObject Type="Embed" ProgID="Equation.DSMT4" ShapeID="_x0000_i1044" DrawAspect="Content" ObjectID="_1830798619" r:id="rId55"/>
         </w:object>
       </w:r>
       <w:r>
@@ -6415,7 +6141,7 @@
     <w:p>
       <w:pPr>
         <w:rPr>
-          <w:ins w:id="12" w:author="兴雨 郭" w:date="2025-11-30T22:08:00Z" w16du:dateUtc="2025-11-30T14:08:00Z"/>
+          <w:ins w:id="14" w:author="兴雨 郭" w:date="2025-11-30T22:08:00Z" w16du:dateUtc="2025-11-30T14:08:00Z"/>
           <w:rFonts w:ascii="宋体" w:eastAsia="宋体" w:hAnsi="宋体" w:cs="宋体" w:hint="eastAsia"/>
           <w:lang w:eastAsia="zh-CN"/>
         </w:rPr>
@@ -6443,10 +6169,10 @@
           <w:position w:val="-14"/>
         </w:rPr>
         <w:object w:dxaOrig="7119" w:dyaOrig="460" w14:anchorId="4A2102C1">
-          <v:shape id="_x0000_i1045" type="#_x0000_t75" style="width:302.4pt;height:19.4pt" o:ole="">
+          <v:shape id="_x0000_i1045" type="#_x0000_t75" style="width:302.95pt;height:19.65pt" o:ole="">
             <v:imagedata r:id="rId56" o:title=""/>
           </v:shape>
-          <o:OLEObject Type="Embed" ProgID="Equation.DSMT4" ShapeID="_x0000_i1045" DrawAspect="Content" ObjectID="_1830790568" r:id="rId57"/>
+          <o:OLEObject Type="Embed" ProgID="Equation.DSMT4" ShapeID="_x0000_i1045" DrawAspect="Content" ObjectID="_1830798620" r:id="rId57"/>
         </w:object>
       </w:r>
     </w:p>
@@ -6493,450 +6219,6 @@
           <w:rFonts w:eastAsiaTheme="minorEastAsia"/>
           <w:lang w:eastAsia="zh-CN"/>
         </w:rPr>
-      </w:pPr>
-      <w:r>
-        <w:rPr>
-          <w:rFonts w:eastAsiaTheme="minorEastAsia" w:hint="eastAsia"/>
-          <w:lang w:eastAsia="zh-CN"/>
-        </w:rPr>
-        <w:t>所提出的算法</w:t>
-      </w:r>
-      <w:r>
-        <w:rPr>
-          <w:rFonts w:eastAsiaTheme="minorEastAsia" w:hint="eastAsia"/>
-          <w:lang w:eastAsia="zh-CN"/>
-        </w:rPr>
-        <w:t>通过</w:t>
-      </w:r>
-      <w:r>
-        <w:rPr>
-          <w:rFonts w:eastAsiaTheme="minorEastAsia" w:hint="eastAsia"/>
-          <w:lang w:eastAsia="zh-CN"/>
-        </w:rPr>
-        <w:t>结构与</w:t>
-      </w:r>
-      <w:r>
-        <w:rPr>
-          <w:rFonts w:eastAsiaTheme="minorEastAsia" w:hint="eastAsia"/>
-          <w:lang w:eastAsia="zh-CN"/>
-        </w:rPr>
-        <w:t>Informed-</w:t>
-      </w:r>
-      <w:r>
-        <w:rPr>
-          <w:rFonts w:eastAsiaTheme="minorEastAsia"/>
-          <w:lang w:eastAsia="zh-CN"/>
-        </w:rPr>
-        <w:t>RRT</w:t>
-      </w:r>
-      <w:r>
-        <w:rPr>
-          <w:rFonts w:eastAsiaTheme="minorEastAsia" w:hint="eastAsia"/>
-          <w:lang w:eastAsia="zh-CN"/>
-        </w:rPr>
-        <w:t>相似，算法增加了</w:t>
-      </w:r>
-      <w:r>
-        <w:rPr>
-          <w:rFonts w:eastAsiaTheme="minorEastAsia" w:hint="eastAsia"/>
-          <w:lang w:eastAsia="zh-CN"/>
-        </w:rPr>
-        <w:t>对路径代价预估的误差补偿，实现更为精确的双向知情子集绘制，避免采样范围虚大或过小导致陷入局部最优解。</w:t>
-      </w:r>
-      <w:r>
-        <w:rPr>
-          <w:rFonts w:eastAsiaTheme="minorEastAsia" w:hint="eastAsia"/>
-          <w:lang w:eastAsia="zh-CN"/>
-        </w:rPr>
-        <w:t>SC-</w:t>
-      </w:r>
-      <w:r>
-        <w:rPr>
-          <w:rFonts w:eastAsiaTheme="minorEastAsia"/>
-          <w:lang w:eastAsia="zh-CN"/>
-        </w:rPr>
-        <w:t xml:space="preserve"> RRT </w:t>
-      </w:r>
-      <w:r>
-        <w:rPr>
-          <w:rFonts w:eastAsiaTheme="minorEastAsia" w:hint="eastAsia"/>
-          <w:lang w:eastAsia="zh-CN"/>
-        </w:rPr>
-        <w:t>旨在生成路径，同时平衡收敛时间和路径长度，无需计算需精炼的初始路径。</w:t>
-      </w:r>
-      <w:r>
-        <w:rPr>
-          <w:rFonts w:eastAsiaTheme="minorEastAsia"/>
-          <w:lang w:eastAsia="zh-CN"/>
-        </w:rPr>
-        <w:t>实现探索与利用的自然平衡。</w:t>
-      </w:r>
-    </w:p>
-    <w:p>
-      <w:pPr>
-        <w:ind w:firstLine="720"/>
-        <w:jc w:val="both"/>
-        <w:rPr>
-          <w:rFonts w:ascii="宋体" w:eastAsia="宋体" w:hAnsi="宋体" w:cs="宋体" w:hint="eastAsia"/>
-          <w:lang w:eastAsia="zh-CN"/>
-        </w:rPr>
-      </w:pPr>
-      <w:r>
-        <w:rPr>
-          <w:rFonts w:ascii="宋体" w:eastAsia="宋体" w:hAnsi="宋体" w:cs="宋体" w:hint="eastAsia"/>
-          <w:lang w:eastAsia="zh-CN"/>
-        </w:rPr>
-        <w:t>本研究所提出的算法与现有方法不同，因为算</w:t>
-      </w:r>
-      <w:r>
-        <w:rPr>
-          <w:rFonts w:eastAsiaTheme="minorEastAsia" w:hint="eastAsia"/>
-          <w:lang w:eastAsia="zh-CN"/>
-        </w:rPr>
-        <w:t>法采用非对称双椭球体约束机制动态调整采样空间。具体而言，当迭代次数达到预设更新间隔时，系统通过势场驱动的会合点计算模块（</w:t>
-      </w:r>
-      <w:r>
-        <w:rPr>
-          <w:rFonts w:eastAsiaTheme="minorEastAsia"/>
-          <w:lang w:eastAsia="zh-CN"/>
-        </w:rPr>
-        <w:t>calculatePotentialMeetPoint</w:t>
-      </w:r>
-      <w:r>
-        <w:rPr>
-          <w:rFonts w:eastAsiaTheme="minorEastAsia" w:hint="eastAsia"/>
-          <w:lang w:eastAsia="zh-CN"/>
-        </w:rPr>
-        <w:t>）实时确定动态焦点</w:t>
-      </w:r>
-      <m:oMath>
-        <m:sSub>
-          <m:sSubPr>
-            <m:ctrlPr>
-              <w:rPr>
-                <w:rFonts w:ascii="Cambria Math" w:hAnsi="Cambria Math"/>
-                <w:lang w:eastAsia="zh-CN"/>
-              </w:rPr>
-            </m:ctrlPr>
-          </m:sSubPr>
-          <m:e>
-            <m:r>
-              <w:rPr>
-                <w:rFonts w:ascii="Cambria Math" w:hAnsi="Cambria Math"/>
-                <w:lang w:eastAsia="zh-CN"/>
-              </w:rPr>
-              <m:t>x</m:t>
-            </m:r>
-          </m:e>
-          <m:sub>
-            <m:r>
-              <m:rPr>
-                <m:nor/>
-              </m:rPr>
-              <w:rPr>
-                <w:lang w:eastAsia="zh-CN"/>
-              </w:rPr>
-              <m:t>meet</m:t>
-            </m:r>
-          </m:sub>
-        </m:sSub>
-      </m:oMath>
-      <w:r>
-        <w:rPr>
-          <w:rFonts w:ascii="宋体" w:eastAsia="宋体" w:hAnsi="宋体" w:cs="宋体" w:hint="eastAsia"/>
-          <w:lang w:eastAsia="zh-CN"/>
-        </w:rPr>
-        <w:t>。</w:t>
-      </w:r>
-      <w:r>
-        <w:rPr>
-          <w:rFonts w:ascii="宋体" w:eastAsia="宋体" w:hAnsi="宋体" w:cs="宋体"/>
-          <w:lang w:eastAsia="zh-CN"/>
-        </w:rPr>
-        <w:t>该模块基于两棵树的有效质心</w:t>
-      </w:r>
-      <m:oMath>
-        <m:sSub>
-          <m:sSubPr>
-            <m:ctrlPr>
-              <w:rPr>
-                <w:rFonts w:ascii="Cambria Math" w:eastAsia="宋体" w:hAnsi="Cambria Math" w:cs="宋体"/>
-                <w:lang w:eastAsia="zh-CN"/>
-              </w:rPr>
-            </m:ctrlPr>
-          </m:sSubPr>
-          <m:e>
-            <m:r>
-              <w:rPr>
-                <w:rFonts w:ascii="Cambria Math" w:eastAsia="宋体" w:hAnsi="Cambria Math" w:cs="宋体"/>
-                <w:lang w:eastAsia="zh-CN"/>
-              </w:rPr>
-              <m:t>c</m:t>
-            </m:r>
-          </m:e>
-          <m:sub>
-            <m:r>
-              <w:rPr>
-                <w:rFonts w:ascii="Cambria Math" w:eastAsia="宋体" w:hAnsi="Cambria Math" w:cs="宋体"/>
-                <w:lang w:eastAsia="zh-CN"/>
-              </w:rPr>
-              <m:t>A</m:t>
-            </m:r>
-          </m:sub>
-        </m:sSub>
-      </m:oMath>
-      <w:r>
-        <w:rPr>
-          <w:rFonts w:ascii="宋体" w:eastAsia="宋体" w:hAnsi="宋体" w:cs="宋体"/>
-          <w:lang w:eastAsia="zh-CN"/>
-        </w:rPr>
-        <w:t>和</w:t>
-      </w:r>
-      <m:oMath>
-        <m:sSub>
-          <m:sSubPr>
-            <m:ctrlPr>
-              <w:rPr>
-                <w:rFonts w:ascii="Cambria Math" w:eastAsia="宋体" w:hAnsi="Cambria Math" w:cs="宋体"/>
-                <w:lang w:eastAsia="zh-CN"/>
-              </w:rPr>
-            </m:ctrlPr>
-          </m:sSubPr>
-          <m:e>
-            <m:r>
-              <w:rPr>
-                <w:rFonts w:ascii="Cambria Math" w:eastAsia="宋体" w:hAnsi="Cambria Math" w:cs="宋体"/>
-                <w:lang w:eastAsia="zh-CN"/>
-              </w:rPr>
-              <m:t>c</m:t>
-            </m:r>
-          </m:e>
-          <m:sub>
-            <m:r>
-              <w:rPr>
-                <w:rFonts w:ascii="Cambria Math" w:eastAsia="宋体" w:hAnsi="Cambria Math" w:cs="宋体"/>
-                <w:lang w:eastAsia="zh-CN"/>
-              </w:rPr>
-              <m:t>B</m:t>
-            </m:r>
-          </m:sub>
-        </m:sSub>
-      </m:oMath>
-      <w:r>
-        <w:rPr>
-          <w:rFonts w:ascii="宋体" w:eastAsia="宋体" w:hAnsi="宋体" w:cs="宋体"/>
-          <w:lang w:eastAsia="zh-CN"/>
-        </w:rPr>
-        <w:t>，采用交叉加权策略计算会合点</w:t>
-      </w:r>
-      <w:r>
-        <w:rPr>
-          <w:rFonts w:ascii="宋体" w:eastAsia="宋体" w:hAnsi="宋体" w:cs="宋体" w:hint="eastAsia"/>
-          <w:lang w:eastAsia="zh-CN"/>
-        </w:rPr>
-        <w:t>。随后，通</w:t>
-      </w:r>
-      <w:r>
-        <w:rPr>
-          <w:rFonts w:eastAsiaTheme="minorEastAsia" w:hint="eastAsia"/>
-          <w:lang w:eastAsia="zh-CN"/>
-        </w:rPr>
-        <w:t>过双椭球参数计算模块（</w:t>
-      </w:r>
-      <w:r>
-        <w:rPr>
-          <w:rFonts w:eastAsiaTheme="minorEastAsia"/>
-          <w:lang w:eastAsia="zh-CN"/>
-        </w:rPr>
-        <w:t>calculateDualEllipsoidParams</w:t>
-      </w:r>
-      <w:r>
-        <w:rPr>
-          <w:rFonts w:eastAsiaTheme="minorEastAsia" w:hint="eastAsia"/>
-          <w:lang w:eastAsia="zh-CN"/>
-        </w:rPr>
-        <w:t>）遍历树节点，</w:t>
-      </w:r>
-      <w:r>
-        <w:rPr>
-          <w:rFonts w:eastAsiaTheme="minorEastAsia" w:hint="eastAsia"/>
-          <w:lang w:eastAsia="zh-CN"/>
-        </w:rPr>
-        <w:t>此外</w:t>
-      </w:r>
-      <w:r>
-        <w:rPr>
-          <w:rFonts w:eastAsiaTheme="minorEastAsia" w:hint="eastAsia"/>
-          <w:lang w:eastAsia="zh-CN"/>
-        </w:rPr>
-        <w:t>，通过采用</w:t>
-      </w:r>
-      <w:r>
-        <w:rPr>
-          <w:rFonts w:eastAsiaTheme="minorEastAsia"/>
-          <w:lang w:eastAsia="zh-CN"/>
-        </w:rPr>
-        <w:t>自适应缓冲因子</w:t>
-      </w:r>
-      <w:r>
-        <w:rPr>
-          <w:rFonts w:eastAsiaTheme="minorEastAsia" w:hint="eastAsia"/>
-          <w:lang w:eastAsia="zh-CN"/>
-        </w:rPr>
-        <w:t>计算椭球</w:t>
-      </w:r>
-      <w:r>
-        <w:rPr>
-          <w:rFonts w:eastAsiaTheme="minorEastAsia"/>
-          <w:lang w:eastAsia="zh-CN"/>
-        </w:rPr>
-        <w:t>A</w:t>
-      </w:r>
-      <w:r>
-        <w:rPr>
-          <w:rFonts w:eastAsiaTheme="minorEastAsia" w:hint="eastAsia"/>
-          <w:lang w:eastAsia="zh-CN"/>
-        </w:rPr>
-        <w:t>和椭球</w:t>
-      </w:r>
-      <w:r>
-        <w:rPr>
-          <w:rFonts w:eastAsiaTheme="minorEastAsia"/>
-          <w:lang w:eastAsia="zh-CN"/>
-        </w:rPr>
-        <w:t>B</w:t>
-      </w:r>
-      <w:r>
-        <w:rPr>
-          <w:rFonts w:eastAsiaTheme="minorEastAsia" w:hint="eastAsia"/>
-          <w:lang w:eastAsia="zh-CN"/>
-        </w:rPr>
-        <w:t>的长轴</w:t>
-      </w:r>
-      <w:r>
-        <w:rPr>
-          <w:rFonts w:ascii="宋体" w:eastAsia="宋体" w:hAnsi="宋体" w:cs="宋体" w:hint="eastAsia"/>
-          <w:lang w:eastAsia="zh-CN"/>
-        </w:rPr>
-        <w:t>长度</w:t>
-      </w:r>
-      <m:oMath>
-        <m:sSubSup>
-          <m:sSubSupPr>
-            <m:ctrlPr>
-              <w:rPr>
-                <w:rFonts w:ascii="Cambria Math" w:hAnsi="Cambria Math"/>
-              </w:rPr>
-            </m:ctrlPr>
-          </m:sSubSupPr>
-          <m:e>
-            <m:r>
-              <w:rPr>
-                <w:rFonts w:ascii="Cambria Math" w:hAnsi="Cambria Math"/>
-                <w:lang w:eastAsia="zh-CN"/>
-              </w:rPr>
-              <m:t>c</m:t>
-            </m:r>
-          </m:e>
-          <m:sub>
-            <m:r>
-              <m:rPr>
-                <m:nor/>
-              </m:rPr>
-              <w:rPr>
-                <w:lang w:eastAsia="zh-CN"/>
-              </w:rPr>
-              <m:t>best</m:t>
-            </m:r>
-          </m:sub>
-          <m:sup>
-            <m:r>
-              <w:rPr>
-                <w:rFonts w:ascii="Cambria Math" w:hAnsi="Cambria Math"/>
-                <w:lang w:eastAsia="zh-CN"/>
-              </w:rPr>
-              <m:t>A</m:t>
-            </m:r>
-          </m:sup>
-        </m:sSubSup>
-      </m:oMath>
-      <w:r>
-        <w:rPr>
-          <w:rFonts w:ascii="宋体" w:eastAsia="宋体" w:hAnsi="宋体" w:cs="宋体" w:hint="eastAsia"/>
-          <w:lang w:eastAsia="zh-CN"/>
-        </w:rPr>
-        <w:t>和</w:t>
-      </w:r>
-      <m:oMath>
-        <m:sSubSup>
-          <m:sSubSupPr>
-            <m:ctrlPr>
-              <w:rPr>
-                <w:rFonts w:ascii="Cambria Math" w:hAnsi="Cambria Math"/>
-              </w:rPr>
-            </m:ctrlPr>
-          </m:sSubSupPr>
-          <m:e>
-            <m:r>
-              <w:rPr>
-                <w:rFonts w:ascii="Cambria Math" w:hAnsi="Cambria Math"/>
-                <w:lang w:eastAsia="zh-CN"/>
-              </w:rPr>
-              <m:t>c</m:t>
-            </m:r>
-          </m:e>
-          <m:sub>
-            <m:r>
-              <m:rPr>
-                <m:nor/>
-              </m:rPr>
-              <w:rPr>
-                <w:lang w:eastAsia="zh-CN"/>
-              </w:rPr>
-              <m:t>best</m:t>
-            </m:r>
-          </m:sub>
-          <m:sup>
-            <m:r>
-              <w:rPr>
-                <w:rFonts w:ascii="Cambria Math" w:hAnsi="Cambria Math"/>
-                <w:lang w:eastAsia="zh-CN"/>
-              </w:rPr>
-              <m:t>B</m:t>
-            </m:r>
-          </m:sup>
-        </m:sSubSup>
-      </m:oMath>
-      <w:r>
-        <w:rPr>
-          <w:rFonts w:ascii="宋体" w:eastAsia="宋体" w:hAnsi="宋体" w:cs="宋体" w:hint="eastAsia"/>
-          <w:lang w:eastAsia="zh-CN"/>
-        </w:rPr>
-        <w:t>，</w:t>
-      </w:r>
-      <w:r>
-        <w:rPr>
-          <w:rFonts w:eastAsiaTheme="minorEastAsia"/>
-          <w:lang w:eastAsia="zh-CN"/>
-        </w:rPr>
-        <w:t>防止椭球过早收缩导致搜索停滞</w:t>
-      </w:r>
-      <w:r>
-        <w:rPr>
-          <w:rFonts w:eastAsiaTheme="minorEastAsia" w:hint="eastAsia"/>
-          <w:lang w:eastAsia="zh-CN"/>
-        </w:rPr>
-        <w:t>。</w:t>
-      </w:r>
-    </w:p>
-    <w:p>
-      <w:pPr>
-        <w:ind w:firstLine="720"/>
-        <w:jc w:val="both"/>
-        <w:rPr>
-          <w:rFonts w:eastAsiaTheme="minorEastAsia"/>
-          <w:lang w:eastAsia="zh-CN"/>
-        </w:rPr>
         <w:sectPr>
           <w:headerReference w:type="even" r:id="rId58"/>
           <w:headerReference w:type="default" r:id="rId59"/>
@@ -6948,136 +6230,122 @@
       </w:pPr>
       <w:r>
         <w:rPr>
+          <w:rFonts w:eastAsiaTheme="minorEastAsia" w:hint="eastAsia"/>
+          <w:lang w:eastAsia="zh-CN"/>
+        </w:rPr>
+        <w:t>所提出的算法</w:t>
+      </w:r>
+      <w:r>
+        <w:rPr>
+          <w:rFonts w:eastAsiaTheme="minorEastAsia"/>
+          <w:lang w:eastAsia="zh-CN"/>
+        </w:rPr>
+        <w:t>创新采用非对称双椭球体约束机制动态调控采样空间</w:t>
+      </w:r>
+      <w:r>
+        <w:rPr>
+          <w:rFonts w:eastAsiaTheme="minorEastAsia" w:hint="eastAsia"/>
+          <w:lang w:eastAsia="zh-CN"/>
+        </w:rPr>
+        <w:t>，突破了传统算法</w:t>
+      </w:r>
+      <w:r>
+        <w:rPr>
+          <w:rFonts w:eastAsiaTheme="minorEastAsia"/>
+          <w:lang w:eastAsia="zh-CN"/>
+        </w:rPr>
+        <w:t>单一方向采样空间的局限性。</w:t>
+      </w:r>
+      <w:r>
+        <w:rPr>
+          <w:rFonts w:eastAsiaTheme="minorEastAsia" w:hint="eastAsia"/>
+          <w:lang w:eastAsia="zh-CN"/>
+        </w:rPr>
+        <w:t>旨在生成路径同时平衡收敛时间和路径长度，</w:t>
+      </w:r>
+      <w:r>
+        <w:rPr>
+          <w:rFonts w:eastAsiaTheme="minorEastAsia"/>
+          <w:lang w:eastAsia="zh-CN"/>
+        </w:rPr>
+        <w:t>通过</w:t>
+      </w:r>
+      <w:r>
+        <w:rPr>
+          <w:rFonts w:eastAsiaTheme="minorEastAsia"/>
+          <w:lang w:eastAsia="zh-CN"/>
+        </w:rPr>
+        <w:t xml:space="preserve"> PID </w:t>
+      </w:r>
+      <w:r>
+        <w:rPr>
+          <w:rFonts w:eastAsiaTheme="minorEastAsia"/>
+          <w:lang w:eastAsia="zh-CN"/>
+        </w:rPr>
+        <w:t>代价修正、非对称双椭球体约束与三维帕累托优化的协同作用，</w:t>
+      </w:r>
+      <w:r>
+        <w:rPr>
+          <w:rFonts w:eastAsiaTheme="minorEastAsia" w:hint="eastAsia"/>
+          <w:lang w:eastAsia="zh-CN"/>
+        </w:rPr>
+        <w:t>无需计算需精炼的初始路径。</w:t>
+      </w:r>
+      <w:r>
+        <w:rPr>
+          <w:rFonts w:eastAsiaTheme="minorEastAsia"/>
+          <w:lang w:eastAsia="zh-CN"/>
+        </w:rPr>
+        <w:t>实现探索与利用的自然平衡。</w:t>
+      </w:r>
+      <w:r>
+        <w:rPr>
           <w:rFonts w:ascii="宋体" w:eastAsia="宋体" w:hAnsi="宋体" w:cs="宋体" w:hint="eastAsia"/>
           <w:lang w:eastAsia="zh-CN"/>
         </w:rPr>
-        <w:t>因此，所</w:t>
-      </w:r>
-      <w:r>
-        <w:rPr>
-          <w:rFonts w:eastAsiaTheme="minorEastAsia" w:hint="eastAsia"/>
-          <w:lang w:eastAsia="zh-CN"/>
-        </w:rPr>
-        <w:t>提算法专注于通过从两个独立椭球体中采样来寻找新节点，使采样空间自适应树的生长状</w:t>
-      </w:r>
-      <w:r>
-        <w:rPr>
-          <w:rFonts w:eastAsiaTheme="minorEastAsia" w:hint="eastAsia"/>
-          <w:lang w:eastAsia="zh-CN"/>
-        </w:rPr>
-        <w:lastRenderedPageBreak/>
-        <w:t>态，有效提升采样率。此外，算法维护了帕累托更新计数器，当该计数器达到预设间隔且当前树规模满足条件时，</w:t>
-      </w:r>
-      <w:r>
-        <w:rPr>
-          <w:rFonts w:eastAsiaTheme="minorEastAsia"/>
-          <w:lang w:eastAsia="zh-CN"/>
-        </w:rPr>
-        <w:t>ParetoModule</w:t>
-      </w:r>
-      <w:r>
-        <w:rPr>
-          <w:rFonts w:eastAsiaTheme="minorEastAsia" w:hint="eastAsia"/>
-          <w:lang w:eastAsia="zh-CN"/>
-        </w:rPr>
-        <w:t>过程将生效，基于节</w:t>
+        <w:t>与现有方法不同，</w:t>
+      </w:r>
+      <w:r>
+        <w:rPr>
+          <w:rFonts w:eastAsiaTheme="minorEastAsia"/>
+          <w:lang w:eastAsia="zh-CN"/>
+        </w:rPr>
+        <w:t>通过动态估算路径长度，对</w:t>
+      </w:r>
+      <w:r>
+        <w:rPr>
+          <w:rFonts w:eastAsiaTheme="minorEastAsia"/>
+          <w:lang w:eastAsia="zh-CN"/>
+        </w:rPr>
+        <w:t>两侧超椭球体约束采样范围支持尺寸独立动态调整</w:t>
+      </w:r>
+      <w:r>
+        <w:rPr>
+          <w:rFonts w:eastAsiaTheme="minorEastAsia" w:hint="eastAsia"/>
+          <w:lang w:eastAsia="zh-CN"/>
+        </w:rPr>
+        <w:t>，</w:t>
+      </w:r>
+      <w:r>
+        <w:rPr>
+          <w:rFonts w:eastAsiaTheme="minorEastAsia"/>
+          <w:lang w:eastAsia="zh-CN"/>
+        </w:rPr>
+        <w:t>进行自适应限制，优化了路径规划的效率</w:t>
+      </w:r>
+      <w:r>
+        <w:rPr>
+          <w:rFonts w:eastAsiaTheme="minorEastAsia" w:hint="eastAsia"/>
+          <w:lang w:eastAsia="zh-CN"/>
+        </w:rPr>
+        <w:t>。</w:t>
       </w:r>
       <w:r>
         <w:rPr>
           <w:rFonts w:ascii="宋体" w:eastAsia="宋体" w:hAnsi="宋体" w:cs="宋体" w:hint="eastAsia"/>
           <w:lang w:eastAsia="zh-CN"/>
         </w:rPr>
-        <w:t>点度</w:t>
-      </w:r>
-      <m:oMath>
-        <m:r>
-          <w:rPr>
-            <w:rFonts w:ascii="Cambria Math" w:hAnsi="Cambria Math"/>
-            <w:lang w:eastAsia="zh-CN"/>
-          </w:rPr>
-          <m:t>-</m:t>
-        </m:r>
-        <m:r>
-          <m:rPr>
-            <m:nor/>
-          </m:rPr>
-          <w:rPr>
-            <w:rFonts w:eastAsiaTheme="minorEastAsia" w:hint="eastAsia"/>
-            <w:lang w:eastAsia="zh-CN"/>
-          </w:rPr>
-          <m:t>o</m:t>
-        </m:r>
-        <m:r>
-          <w:rPr>
-            <w:rFonts w:ascii="Cambria Math" w:hAnsi="Cambria Math"/>
-            <w:lang w:eastAsia="zh-CN"/>
-          </w:rPr>
-          <m:t>(x)</m:t>
-        </m:r>
-      </m:oMath>
-      <w:r>
-        <w:rPr>
-          <w:rFonts w:ascii="宋体" w:eastAsia="宋体" w:hAnsi="宋体" w:cs="宋体" w:hint="eastAsia"/>
-          <w:lang w:eastAsia="zh-CN"/>
-        </w:rPr>
-        <w:t>、自适应启发式代价</w:t>
-      </w:r>
-      <m:oMath>
-        <m:acc>
-          <m:accPr>
-            <m:ctrlPr>
-              <w:rPr>
-                <w:rFonts w:ascii="Cambria Math" w:hAnsi="Cambria Math"/>
-              </w:rPr>
-            </m:ctrlPr>
-          </m:accPr>
-          <m:e>
-            <m:r>
-              <w:rPr>
-                <w:rFonts w:ascii="Cambria Math" w:hAnsi="Cambria Math"/>
-                <w:lang w:eastAsia="zh-CN"/>
-              </w:rPr>
-              <m:t>F</m:t>
-            </m:r>
-          </m:e>
-        </m:acc>
-        <m:r>
-          <w:rPr>
-            <w:rFonts w:ascii="Cambria Math" w:hAnsi="Cambria Math"/>
-            <w:lang w:eastAsia="zh-CN"/>
-          </w:rPr>
-          <m:t>(x)</m:t>
-        </m:r>
-      </m:oMath>
-      <w:r>
-        <w:rPr>
-          <w:rFonts w:ascii="宋体" w:eastAsia="宋体" w:hAnsi="宋体" w:cs="宋体" w:hint="eastAsia"/>
-          <w:lang w:eastAsia="zh-CN"/>
-        </w:rPr>
-        <w:t>和归一化曲折度</w:t>
-      </w:r>
-      <m:oMath>
-        <m:r>
-          <w:rPr>
-            <w:rFonts w:ascii="Cambria Math" w:eastAsiaTheme="minorEastAsia" w:hAnsi="Cambria Math" w:hint="eastAsia"/>
-            <w:lang w:eastAsia="zh-CN"/>
-          </w:rPr>
-          <m:t>λ</m:t>
-        </m:r>
-        <m:r>
-          <w:rPr>
-            <w:rFonts w:ascii="Cambria Math" w:hAnsi="Cambria Math"/>
-            <w:lang w:eastAsia="zh-CN"/>
-          </w:rPr>
-          <m:t>(x)</m:t>
-        </m:r>
-      </m:oMath>
-      <w:r>
-        <w:rPr>
-          <w:rFonts w:ascii="宋体" w:eastAsia="宋体" w:hAnsi="宋体" w:cs="宋体" w:hint="eastAsia"/>
-          <w:lang w:eastAsia="zh-CN"/>
-        </w:rPr>
-        <w:t>三个目标构建帕累托前沿，选择一个非支配节点作为动态起始节点，实现探索与利用的自然平衡</w:t>
+        <w:t>实现探索与利用的自然平衡</w:t>
       </w:r>
       <w:bookmarkEnd w:id="6"/>
     </w:p>
@@ -7109,8 +6377,8 @@
           <w:w w:val="110"/>
         </w:rPr>
       </w:pPr>
-      <w:bookmarkStart w:id="13" w:name="2_Problem_statement_and_notation"/>
-      <w:bookmarkEnd w:id="13"/>
+      <w:bookmarkStart w:id="15" w:name="2_Problem_statement_and_notation"/>
+      <w:bookmarkEnd w:id="15"/>
       <w:r>
         <w:rPr>
           <w:rFonts w:ascii="Times New Roman" w:eastAsia="宋体" w:hAnsi="Times New Roman" w:cs="Times New Roman"/>
@@ -7137,7 +6405,7 @@
           <w:w w:val="110"/>
         </w:rPr>
       </w:pPr>
-      <w:bookmarkStart w:id="14" w:name="OLE_LINK21"/>
+      <w:bookmarkStart w:id="16" w:name="OLE_LINK21"/>
       <w:r>
         <w:rPr>
           <w:rFonts w:ascii="Times New Roman" w:eastAsia="宋体" w:hAnsi="Times New Roman" w:cs="Times New Roman"/>
@@ -7147,7 +6415,7 @@
         <w:t>Configuration information</w:t>
       </w:r>
     </w:p>
-    <w:bookmarkEnd w:id="14"/>
+    <w:bookmarkEnd w:id="16"/>
     <w:p>
       <w:pPr>
         <w:pStyle w:val="a3"/>
@@ -7912,7 +7180,7 @@
               </w:rPr>
               <w:t>425</w:t>
             </w:r>
-            <w:bookmarkStart w:id="15" w:name="OLE_LINK13"/>
+            <w:bookmarkStart w:id="17" w:name="OLE_LINK13"/>
             <w:r>
               <w:rPr>
                 <w:rFonts w:eastAsiaTheme="minorEastAsia"/>
@@ -7940,7 +7208,7 @@
               </w:rPr>
               <w:t>425</w:t>
             </w:r>
-            <w:bookmarkEnd w:id="15"/>
+            <w:bookmarkEnd w:id="17"/>
             <w:r>
               <w:rPr>
                 <w:rFonts w:eastAsiaTheme="minorEastAsia"/>
@@ -8208,6 +7476,102 @@
           <w:lang w:eastAsia="zh-CN"/>
         </w:rPr>
       </w:pPr>
+    </w:p>
+    <w:p>
+      <w:pPr>
+        <w:pStyle w:val="11"/>
+        <w:tabs>
+          <w:tab w:val="left" w:pos="487"/>
+        </w:tabs>
+        <w:spacing w:before="109"/>
+        <w:jc w:val="center"/>
+        <w:rPr>
+          <w:rFonts w:ascii="Times New Roman" w:eastAsia="宋体" w:hAnsi="Times New Roman" w:cs="Times New Roman"/>
+          <w:spacing w:val="-2"/>
+          <w:w w:val="110"/>
+          <w:lang w:eastAsia="zh-CN"/>
+        </w:rPr>
+      </w:pPr>
+    </w:p>
+    <w:p>
+      <w:pPr>
+        <w:pStyle w:val="11"/>
+        <w:tabs>
+          <w:tab w:val="left" w:pos="487"/>
+        </w:tabs>
+        <w:spacing w:before="109"/>
+        <w:jc w:val="center"/>
+        <w:rPr>
+          <w:rFonts w:ascii="Times New Roman" w:eastAsia="宋体" w:hAnsi="Times New Roman" w:cs="Times New Roman"/>
+          <w:spacing w:val="-2"/>
+          <w:w w:val="110"/>
+          <w:lang w:eastAsia="zh-CN"/>
+        </w:rPr>
+      </w:pPr>
+    </w:p>
+    <w:p>
+      <w:pPr>
+        <w:pStyle w:val="11"/>
+        <w:tabs>
+          <w:tab w:val="left" w:pos="487"/>
+        </w:tabs>
+        <w:spacing w:before="109"/>
+        <w:jc w:val="center"/>
+        <w:rPr>
+          <w:rFonts w:ascii="Times New Roman" w:eastAsia="宋体" w:hAnsi="Times New Roman" w:cs="Times New Roman"/>
+          <w:spacing w:val="-2"/>
+          <w:w w:val="110"/>
+          <w:lang w:eastAsia="zh-CN"/>
+        </w:rPr>
+      </w:pPr>
+    </w:p>
+    <w:p>
+      <w:pPr>
+        <w:pStyle w:val="11"/>
+        <w:tabs>
+          <w:tab w:val="left" w:pos="487"/>
+        </w:tabs>
+        <w:spacing w:before="109"/>
+        <w:jc w:val="center"/>
+        <w:rPr>
+          <w:rFonts w:ascii="Times New Roman" w:eastAsia="宋体" w:hAnsi="Times New Roman" w:cs="Times New Roman"/>
+          <w:spacing w:val="-2"/>
+          <w:w w:val="110"/>
+          <w:lang w:eastAsia="zh-CN"/>
+        </w:rPr>
+      </w:pPr>
+    </w:p>
+    <w:p>
+      <w:pPr>
+        <w:pStyle w:val="11"/>
+        <w:tabs>
+          <w:tab w:val="left" w:pos="487"/>
+        </w:tabs>
+        <w:spacing w:before="109"/>
+        <w:jc w:val="center"/>
+        <w:rPr>
+          <w:rFonts w:ascii="Times New Roman" w:eastAsia="宋体" w:hAnsi="Times New Roman" w:cs="Times New Roman" w:hint="eastAsia"/>
+          <w:spacing w:val="-2"/>
+          <w:w w:val="110"/>
+          <w:lang w:eastAsia="zh-CN"/>
+        </w:rPr>
+      </w:pPr>
+    </w:p>
+    <w:p>
+      <w:pPr>
+        <w:pStyle w:val="11"/>
+        <w:tabs>
+          <w:tab w:val="left" w:pos="487"/>
+        </w:tabs>
+        <w:spacing w:before="109"/>
+        <w:jc w:val="center"/>
+        <w:rPr>
+          <w:rFonts w:ascii="Times New Roman" w:eastAsia="宋体" w:hAnsi="Times New Roman" w:cs="Times New Roman"/>
+          <w:spacing w:val="-2"/>
+          <w:w w:val="110"/>
+          <w:lang w:eastAsia="zh-CN"/>
+        </w:rPr>
+      </w:pPr>
       <w:r>
         <w:rPr>
           <w:rFonts w:eastAsiaTheme="minorEastAsia" w:hint="eastAsia"/>
@@ -8215,6 +7579,7 @@
           <w:szCs w:val="22"/>
           <w:lang w:eastAsia="zh-CN"/>
         </w:rPr>
+        <w:lastRenderedPageBreak/>
         <w:t>表</w:t>
       </w:r>
       <w:r>
@@ -9916,6 +9281,475 @@
         </w:rPr>
         <w:t>在得到更多</w:t>
       </w:r>
+      <w:r>
+        <w:rPr>
+          <w:rFonts w:ascii="Times New Roman" w:eastAsiaTheme="minorEastAsia" w:hAnsi="Times New Roman" w:cs="Times New Roman" w:hint="eastAsia"/>
+          <w:b w:val="0"/>
+          <w:bCs w:val="0"/>
+          <w:lang w:eastAsia="zh-CN"/>
+        </w:rPr>
+        <w:t>时间支持的情况下其渐进最优性才会重回发挥，但大多数情况下对路径规划的实时性要求更高，故需要在此做出相应取舍，并且当随机节点</w:t>
+      </w:r>
+      <w:r>
+        <w:rPr>
+          <w:rFonts w:ascii="Times New Roman" w:eastAsiaTheme="minorEastAsia" w:hAnsi="Times New Roman" w:cs="Times New Roman" w:hint="eastAsia"/>
+          <w:b w:val="0"/>
+          <w:bCs w:val="0"/>
+          <w:lang w:eastAsia="zh-CN"/>
+        </w:rPr>
+        <w:t>X</w:t>
+      </w:r>
+      <w:r>
+        <w:rPr>
+          <w:rFonts w:ascii="Times New Roman" w:eastAsiaTheme="minorEastAsia" w:hAnsi="Times New Roman" w:cs="Times New Roman" w:hint="eastAsia"/>
+          <w:b w:val="0"/>
+          <w:bCs w:val="0"/>
+          <w:vertAlign w:val="subscript"/>
+          <w:lang w:eastAsia="zh-CN"/>
+        </w:rPr>
+        <w:t>rand</w:t>
+      </w:r>
+      <w:r>
+        <w:rPr>
+          <w:rFonts w:ascii="Times New Roman" w:eastAsiaTheme="minorEastAsia" w:hAnsi="Times New Roman" w:cs="Times New Roman" w:hint="eastAsia"/>
+          <w:b w:val="0"/>
+          <w:bCs w:val="0"/>
+          <w:lang w:eastAsia="zh-CN"/>
+        </w:rPr>
+        <w:t>选择的概率偏向目标节点时，它们的两个指标都有所提高。此外，可以明显看出，在保持相同路径长度的情况下，</w:t>
+      </w:r>
+      <w:r>
+        <w:rPr>
+          <w:rFonts w:ascii="Times New Roman" w:eastAsiaTheme="minorEastAsia" w:hAnsi="Times New Roman" w:cs="Times New Roman" w:hint="eastAsia"/>
+          <w:b w:val="0"/>
+          <w:bCs w:val="0"/>
+          <w:lang w:eastAsia="zh-CN"/>
+        </w:rPr>
+        <w:t>SC-</w:t>
+      </w:r>
+      <w:r>
+        <w:rPr>
+          <w:rFonts w:ascii="Times New Roman" w:eastAsiaTheme="minorEastAsia" w:hAnsi="Times New Roman" w:cs="Times New Roman"/>
+          <w:b w:val="0"/>
+          <w:bCs w:val="0"/>
+          <w:lang w:eastAsia="zh-CN"/>
+        </w:rPr>
+        <w:t>RRT</w:t>
+      </w:r>
+      <w:r>
+        <w:rPr>
+          <w:rFonts w:ascii="Times New Roman" w:eastAsiaTheme="minorEastAsia" w:hAnsi="Times New Roman" w:cs="Times New Roman" w:hint="eastAsia"/>
+          <w:b w:val="0"/>
+          <w:bCs w:val="0"/>
+          <w:lang w:eastAsia="zh-CN"/>
+        </w:rPr>
+        <w:t>以</w:t>
+      </w:r>
+      <w:r>
+        <w:rPr>
+          <w:rFonts w:ascii="Times New Roman" w:eastAsiaTheme="minorEastAsia" w:hAnsi="Times New Roman" w:cs="Times New Roman" w:hint="eastAsia"/>
+          <w:b w:val="0"/>
+          <w:bCs w:val="0"/>
+          <w:lang w:eastAsia="zh-CN"/>
+        </w:rPr>
+        <w:t>P</w:t>
+      </w:r>
+      <w:r>
+        <w:rPr>
+          <w:rFonts w:ascii="Times New Roman" w:eastAsiaTheme="minorEastAsia" w:hAnsi="Times New Roman" w:cs="Times New Roman" w:hint="eastAsia"/>
+          <w:b w:val="0"/>
+          <w:bCs w:val="0"/>
+          <w:lang w:eastAsia="zh-CN"/>
+        </w:rPr>
+        <w:t>值</w:t>
+      </w:r>
+      <w:r>
+        <w:rPr>
+          <w:rFonts w:ascii="Times New Roman" w:eastAsiaTheme="minorEastAsia" w:hAnsi="Times New Roman" w:cs="Times New Roman"/>
+          <w:b w:val="0"/>
+          <w:bCs w:val="0"/>
+          <w:lang w:eastAsia="zh-CN"/>
+        </w:rPr>
+        <w:t>8</w:t>
+      </w:r>
+      <w:r>
+        <w:rPr>
+          <w:rFonts w:ascii="Times New Roman" w:eastAsiaTheme="minorEastAsia" w:hAnsi="Times New Roman" w:cs="Times New Roman" w:hint="eastAsia"/>
+          <w:b w:val="0"/>
+          <w:bCs w:val="0"/>
+          <w:lang w:eastAsia="zh-CN"/>
+        </w:rPr>
+        <w:t>为间隔生成一条收敛时间优于</w:t>
+      </w:r>
+      <w:r>
+        <w:rPr>
+          <w:rFonts w:ascii="Times New Roman" w:eastAsiaTheme="minorEastAsia" w:hAnsi="Times New Roman" w:cs="Times New Roman"/>
+          <w:b w:val="0"/>
+          <w:bCs w:val="0"/>
+          <w:lang w:eastAsia="zh-CN"/>
+        </w:rPr>
+        <w:t>RRT *</w:t>
+      </w:r>
+      <w:r>
+        <w:rPr>
+          <w:rFonts w:ascii="Times New Roman" w:eastAsiaTheme="minorEastAsia" w:hAnsi="Times New Roman" w:cs="Times New Roman" w:hint="eastAsia"/>
+          <w:b w:val="0"/>
+          <w:bCs w:val="0"/>
+          <w:lang w:eastAsia="zh-CN"/>
+        </w:rPr>
+        <w:t>的路径。当</w:t>
+      </w:r>
+      <w:r>
+        <w:rPr>
+          <w:rFonts w:ascii="Times New Roman" w:eastAsiaTheme="minorEastAsia" w:hAnsi="Times New Roman" w:cs="Times New Roman" w:hint="eastAsia"/>
+          <w:b w:val="0"/>
+          <w:bCs w:val="0"/>
+          <w:lang w:eastAsia="zh-CN"/>
+        </w:rPr>
+        <w:t>P</w:t>
+      </w:r>
+      <w:r>
+        <w:rPr>
+          <w:rFonts w:ascii="Times New Roman" w:eastAsiaTheme="minorEastAsia" w:hAnsi="Times New Roman" w:cs="Times New Roman" w:hint="eastAsia"/>
+          <w:b w:val="0"/>
+          <w:bCs w:val="0"/>
+          <w:lang w:eastAsia="zh-CN"/>
+        </w:rPr>
+        <w:t>值为</w:t>
+      </w:r>
+      <w:r>
+        <w:rPr>
+          <w:rFonts w:ascii="Times New Roman" w:eastAsiaTheme="minorEastAsia" w:hAnsi="Times New Roman" w:cs="Times New Roman"/>
+          <w:b w:val="0"/>
+          <w:bCs w:val="0"/>
+          <w:lang w:eastAsia="zh-CN"/>
+        </w:rPr>
+        <w:t>6</w:t>
+      </w:r>
+      <w:r>
+        <w:rPr>
+          <w:rFonts w:ascii="Times New Roman" w:eastAsiaTheme="minorEastAsia" w:hAnsi="Times New Roman" w:cs="Times New Roman" w:hint="eastAsia"/>
+          <w:b w:val="0"/>
+          <w:bCs w:val="0"/>
+          <w:lang w:eastAsia="zh-CN"/>
+        </w:rPr>
+        <w:t>时，</w:t>
+      </w:r>
+      <w:r>
+        <w:rPr>
+          <w:rFonts w:ascii="Times New Roman" w:eastAsiaTheme="minorEastAsia" w:hAnsi="Times New Roman" w:cs="Times New Roman" w:hint="eastAsia"/>
+          <w:b w:val="0"/>
+          <w:bCs w:val="0"/>
+          <w:lang w:eastAsia="zh-CN"/>
+        </w:rPr>
+        <w:t>SC-</w:t>
+      </w:r>
+      <w:r>
+        <w:rPr>
+          <w:rFonts w:ascii="Times New Roman" w:eastAsiaTheme="minorEastAsia" w:hAnsi="Times New Roman" w:cs="Times New Roman"/>
+          <w:b w:val="0"/>
+          <w:bCs w:val="0"/>
+          <w:lang w:eastAsia="zh-CN"/>
+        </w:rPr>
+        <w:t>RRT</w:t>
+      </w:r>
+      <w:r>
+        <w:rPr>
+          <w:rFonts w:ascii="Times New Roman" w:eastAsiaTheme="minorEastAsia" w:hAnsi="Times New Roman" w:cs="Times New Roman" w:hint="eastAsia"/>
+          <w:b w:val="0"/>
+          <w:bCs w:val="0"/>
+          <w:lang w:eastAsia="zh-CN"/>
+        </w:rPr>
+        <w:t>生成的路径在消耗相同时间的情况下，在路径长度方面优于</w:t>
+      </w:r>
+      <w:r>
+        <w:rPr>
+          <w:rFonts w:ascii="Times New Roman" w:eastAsiaTheme="minorEastAsia" w:hAnsi="Times New Roman" w:cs="Times New Roman"/>
+          <w:b w:val="0"/>
+          <w:bCs w:val="0"/>
+          <w:lang w:eastAsia="zh-CN"/>
+        </w:rPr>
+        <w:t>RRT</w:t>
+      </w:r>
+      <w:r>
+        <w:rPr>
+          <w:rFonts w:ascii="Times New Roman" w:eastAsiaTheme="minorEastAsia" w:hAnsi="Times New Roman" w:cs="Times New Roman" w:hint="eastAsia"/>
+          <w:b w:val="0"/>
+          <w:bCs w:val="0"/>
+          <w:lang w:eastAsia="zh-CN"/>
+        </w:rPr>
+        <w:t>生成的路径。</w:t>
+      </w:r>
+      <w:r>
+        <w:rPr>
+          <w:rFonts w:ascii="Times New Roman" w:eastAsiaTheme="minorEastAsia" w:hAnsi="Times New Roman" w:cs="Times New Roman"/>
+          <w:b w:val="0"/>
+          <w:bCs w:val="0"/>
+          <w:lang w:eastAsia="zh-CN"/>
+        </w:rPr>
+        <w:t xml:space="preserve"> </w:t>
+      </w:r>
+      <w:r>
+        <w:rPr>
+          <w:rFonts w:ascii="Times New Roman" w:eastAsiaTheme="minorEastAsia" w:hAnsi="Times New Roman" w:cs="Times New Roman" w:hint="eastAsia"/>
+          <w:b w:val="0"/>
+          <w:bCs w:val="0"/>
+          <w:lang w:eastAsia="zh-CN"/>
+        </w:rPr>
+        <w:t>此外，当</w:t>
+      </w:r>
+      <w:r>
+        <w:rPr>
+          <w:rFonts w:ascii="Times New Roman" w:eastAsiaTheme="minorEastAsia" w:hAnsi="Times New Roman" w:cs="Times New Roman" w:hint="eastAsia"/>
+          <w:b w:val="0"/>
+          <w:bCs w:val="0"/>
+          <w:lang w:eastAsia="zh-CN"/>
+        </w:rPr>
+        <w:t>P</w:t>
+      </w:r>
+      <w:r>
+        <w:rPr>
+          <w:rFonts w:ascii="Times New Roman" w:eastAsiaTheme="minorEastAsia" w:hAnsi="Times New Roman" w:cs="Times New Roman" w:hint="eastAsia"/>
+          <w:b w:val="0"/>
+          <w:bCs w:val="0"/>
+          <w:lang w:eastAsia="zh-CN"/>
+        </w:rPr>
+        <w:t>值为</w:t>
+      </w:r>
+      <w:r>
+        <w:rPr>
+          <w:rFonts w:ascii="Times New Roman" w:eastAsiaTheme="minorEastAsia" w:hAnsi="Times New Roman" w:cs="Times New Roman"/>
+          <w:b w:val="0"/>
+          <w:bCs w:val="0"/>
+          <w:lang w:eastAsia="zh-CN"/>
+        </w:rPr>
+        <w:t>4</w:t>
+      </w:r>
+      <w:r>
+        <w:rPr>
+          <w:rFonts w:ascii="Times New Roman" w:eastAsiaTheme="minorEastAsia" w:hAnsi="Times New Roman" w:cs="Times New Roman" w:hint="eastAsia"/>
+          <w:b w:val="0"/>
+          <w:bCs w:val="0"/>
+          <w:lang w:eastAsia="zh-CN"/>
+        </w:rPr>
+        <w:t>时，</w:t>
+      </w:r>
+      <w:r>
+        <w:rPr>
+          <w:rFonts w:ascii="Times New Roman" w:eastAsiaTheme="minorEastAsia" w:hAnsi="Times New Roman" w:cs="Times New Roman" w:hint="eastAsia"/>
+          <w:b w:val="0"/>
+          <w:bCs w:val="0"/>
+          <w:lang w:eastAsia="zh-CN"/>
+        </w:rPr>
+        <w:t>SC-</w:t>
+      </w:r>
+      <w:r>
+        <w:rPr>
+          <w:rFonts w:ascii="Times New Roman" w:eastAsiaTheme="minorEastAsia" w:hAnsi="Times New Roman" w:cs="Times New Roman"/>
+          <w:b w:val="0"/>
+          <w:bCs w:val="0"/>
+          <w:lang w:eastAsia="zh-CN"/>
+        </w:rPr>
+        <w:t>RRT</w:t>
+      </w:r>
+      <w:r>
+        <w:rPr>
+          <w:rFonts w:ascii="Times New Roman" w:eastAsiaTheme="minorEastAsia" w:hAnsi="Times New Roman" w:cs="Times New Roman" w:hint="eastAsia"/>
+          <w:b w:val="0"/>
+          <w:bCs w:val="0"/>
+          <w:lang w:eastAsia="zh-CN"/>
+        </w:rPr>
+        <w:t>不仅比</w:t>
+      </w:r>
+      <w:r>
+        <w:rPr>
+          <w:rFonts w:ascii="Times New Roman" w:eastAsiaTheme="minorEastAsia" w:hAnsi="Times New Roman" w:cs="Times New Roman"/>
+          <w:b w:val="0"/>
+          <w:bCs w:val="0"/>
+          <w:lang w:eastAsia="zh-CN"/>
+        </w:rPr>
+        <w:t>RRT</w:t>
+      </w:r>
+      <w:r>
+        <w:rPr>
+          <w:rFonts w:ascii="Times New Roman" w:eastAsiaTheme="minorEastAsia" w:hAnsi="Times New Roman" w:cs="Times New Roman" w:hint="eastAsia"/>
+          <w:b w:val="0"/>
+          <w:bCs w:val="0"/>
+          <w:lang w:eastAsia="zh-CN"/>
+        </w:rPr>
+        <w:t>具有更短的收敛时间，而且比</w:t>
+      </w:r>
+      <w:r>
+        <w:rPr>
+          <w:rFonts w:ascii="Times New Roman" w:eastAsiaTheme="minorEastAsia" w:hAnsi="Times New Roman" w:cs="Times New Roman"/>
+          <w:b w:val="0"/>
+          <w:bCs w:val="0"/>
+          <w:lang w:eastAsia="zh-CN"/>
+        </w:rPr>
+        <w:t>RRT *</w:t>
+      </w:r>
+      <w:r>
+        <w:rPr>
+          <w:rFonts w:ascii="Times New Roman" w:eastAsiaTheme="minorEastAsia" w:hAnsi="Times New Roman" w:cs="Times New Roman" w:hint="eastAsia"/>
+          <w:b w:val="0"/>
+          <w:bCs w:val="0"/>
+          <w:lang w:eastAsia="zh-CN"/>
+        </w:rPr>
+        <w:t>具有更短的路径长度，因此与传统的</w:t>
+      </w:r>
+      <w:r>
+        <w:rPr>
+          <w:rFonts w:ascii="Times New Roman" w:eastAsiaTheme="minorEastAsia" w:hAnsi="Times New Roman" w:cs="Times New Roman"/>
+          <w:b w:val="0"/>
+          <w:bCs w:val="0"/>
+          <w:lang w:eastAsia="zh-CN"/>
+        </w:rPr>
+        <w:t>RRT</w:t>
+      </w:r>
+      <w:r>
+        <w:rPr>
+          <w:rFonts w:ascii="Times New Roman" w:eastAsiaTheme="minorEastAsia" w:hAnsi="Times New Roman" w:cs="Times New Roman" w:hint="eastAsia"/>
+          <w:b w:val="0"/>
+          <w:bCs w:val="0"/>
+          <w:lang w:eastAsia="zh-CN"/>
+        </w:rPr>
+        <w:t>变体相比，</w:t>
+      </w:r>
+      <w:r>
+        <w:rPr>
+          <w:rFonts w:ascii="Times New Roman" w:eastAsiaTheme="minorEastAsia" w:hAnsi="Times New Roman" w:cs="Times New Roman" w:hint="eastAsia"/>
+          <w:b w:val="0"/>
+          <w:bCs w:val="0"/>
+          <w:lang w:eastAsia="zh-CN"/>
+        </w:rPr>
+        <w:t>SC-</w:t>
+      </w:r>
+      <w:r>
+        <w:rPr>
+          <w:rFonts w:ascii="Times New Roman" w:eastAsiaTheme="minorEastAsia" w:hAnsi="Times New Roman" w:cs="Times New Roman"/>
+          <w:b w:val="0"/>
+          <w:bCs w:val="0"/>
+          <w:lang w:eastAsia="zh-CN"/>
+        </w:rPr>
+        <w:t>RRT</w:t>
+      </w:r>
+      <w:r>
+        <w:rPr>
+          <w:rFonts w:ascii="Times New Roman" w:eastAsiaTheme="minorEastAsia" w:hAnsi="Times New Roman" w:cs="Times New Roman" w:hint="eastAsia"/>
+          <w:b w:val="0"/>
+          <w:bCs w:val="0"/>
+          <w:lang w:eastAsia="zh-CN"/>
+        </w:rPr>
+        <w:t>在平衡收敛时间和路径长度方面具有明显的优势。除了这些传统的</w:t>
+      </w:r>
+      <w:r>
+        <w:rPr>
+          <w:rFonts w:ascii="Times New Roman" w:eastAsiaTheme="minorEastAsia" w:hAnsi="Times New Roman" w:cs="Times New Roman"/>
+          <w:b w:val="0"/>
+          <w:bCs w:val="0"/>
+          <w:lang w:eastAsia="zh-CN"/>
+        </w:rPr>
+        <w:t>RRT</w:t>
+      </w:r>
+      <w:r>
+        <w:rPr>
+          <w:rFonts w:ascii="Times New Roman" w:eastAsiaTheme="minorEastAsia" w:hAnsi="Times New Roman" w:cs="Times New Roman" w:hint="eastAsia"/>
+          <w:b w:val="0"/>
+          <w:bCs w:val="0"/>
+          <w:lang w:eastAsia="zh-CN"/>
+        </w:rPr>
+        <w:t>变体，高级变体也被考虑来进一步展示所提出算法的性能。从表</w:t>
+      </w:r>
+      <w:r>
+        <w:rPr>
+          <w:rFonts w:ascii="Times New Roman" w:eastAsiaTheme="minorEastAsia" w:hAnsi="Times New Roman" w:cs="Times New Roman"/>
+          <w:b w:val="0"/>
+          <w:bCs w:val="0"/>
+          <w:lang w:eastAsia="zh-CN"/>
+        </w:rPr>
+        <w:t>4</w:t>
+      </w:r>
+      <w:r>
+        <w:rPr>
+          <w:rFonts w:ascii="Times New Roman" w:eastAsiaTheme="minorEastAsia" w:hAnsi="Times New Roman" w:cs="Times New Roman" w:hint="eastAsia"/>
+          <w:b w:val="0"/>
+          <w:bCs w:val="0"/>
+          <w:lang w:eastAsia="zh-CN"/>
+        </w:rPr>
+        <w:t>可以观察到，</w:t>
+      </w:r>
+      <w:r>
+        <w:rPr>
+          <w:rFonts w:ascii="Times New Roman" w:eastAsiaTheme="minorEastAsia" w:hAnsi="Times New Roman" w:cs="Times New Roman"/>
+          <w:b w:val="0"/>
+          <w:bCs w:val="0"/>
+          <w:lang w:eastAsia="zh-CN"/>
+        </w:rPr>
+        <w:t>RRT *</w:t>
+      </w:r>
+      <w:r>
+        <w:rPr>
+          <w:rFonts w:ascii="Times New Roman" w:eastAsiaTheme="minorEastAsia" w:hAnsi="Times New Roman" w:cs="Times New Roman" w:hint="eastAsia"/>
+          <w:b w:val="0"/>
+          <w:bCs w:val="0"/>
+          <w:lang w:eastAsia="zh-CN"/>
+        </w:rPr>
+        <w:t>的改进版本</w:t>
+      </w:r>
+      <w:r>
+        <w:rPr>
+          <w:rFonts w:ascii="Times New Roman" w:eastAsiaTheme="minorEastAsia" w:hAnsi="Times New Roman" w:cs="Times New Roman"/>
+          <w:b w:val="0"/>
+          <w:bCs w:val="0"/>
+          <w:lang w:eastAsia="zh-CN"/>
+        </w:rPr>
+        <w:t>Informed RRT *</w:t>
+      </w:r>
+      <w:r>
+        <w:rPr>
+          <w:rFonts w:ascii="Times New Roman" w:eastAsiaTheme="minorEastAsia" w:hAnsi="Times New Roman" w:cs="Times New Roman" w:hint="eastAsia"/>
+          <w:b w:val="0"/>
+          <w:bCs w:val="0"/>
+          <w:lang w:eastAsia="zh-CN"/>
+        </w:rPr>
+        <w:t>需要更多的时间和迭代次数才能达到与</w:t>
+      </w:r>
+      <w:r>
+        <w:rPr>
+          <w:rFonts w:ascii="Times New Roman" w:eastAsiaTheme="minorEastAsia" w:hAnsi="Times New Roman" w:cs="Times New Roman"/>
+          <w:b w:val="0"/>
+          <w:bCs w:val="0"/>
+          <w:lang w:eastAsia="zh-CN"/>
+        </w:rPr>
+        <w:t>Dynamic RRT</w:t>
+      </w:r>
+      <w:r>
+        <w:rPr>
+          <w:rFonts w:ascii="Times New Roman" w:eastAsiaTheme="minorEastAsia" w:hAnsi="Times New Roman" w:cs="Times New Roman" w:hint="eastAsia"/>
+          <w:b w:val="0"/>
+          <w:bCs w:val="0"/>
+          <w:lang w:eastAsia="zh-CN"/>
+        </w:rPr>
+        <w:t>相同的路径长度。虽然在运行时间没有限制的情况下，</w:t>
+      </w:r>
+      <w:r>
+        <w:rPr>
+          <w:rFonts w:ascii="Times New Roman" w:eastAsiaTheme="minorEastAsia" w:hAnsi="Times New Roman" w:cs="Times New Roman"/>
+          <w:b w:val="0"/>
+          <w:bCs w:val="0"/>
+          <w:lang w:eastAsia="zh-CN"/>
+        </w:rPr>
+        <w:t>Informed RRT *</w:t>
+      </w:r>
+      <w:r>
+        <w:rPr>
+          <w:rFonts w:ascii="Times New Roman" w:eastAsiaTheme="minorEastAsia" w:hAnsi="Times New Roman" w:cs="Times New Roman" w:hint="eastAsia"/>
+          <w:b w:val="0"/>
+          <w:bCs w:val="0"/>
+          <w:lang w:eastAsia="zh-CN"/>
+        </w:rPr>
+        <w:t>可以获得更短的路径，但由于收敛时间的极速增加，这并不显著有用</w:t>
+      </w:r>
     </w:p>
     <w:p>
       <w:pPr>
@@ -9924,40 +9758,9 @@
           <w:tab w:val="left" w:pos="627"/>
         </w:tabs>
         <w:spacing w:before="229"/>
-        <w:ind w:left="219" w:firstLine="0"/>
-        <w:rPr>
-          <w:rFonts w:ascii="Times New Roman" w:eastAsiaTheme="minorEastAsia" w:hAnsi="Times New Roman" w:cs="Times New Roman"/>
-          <w:b w:val="0"/>
-          <w:bCs w:val="0"/>
-          <w:lang w:eastAsia="zh-CN"/>
-        </w:rPr>
-      </w:pPr>
-    </w:p>
-    <w:p>
-      <w:pPr>
-        <w:pStyle w:val="21"/>
-        <w:tabs>
-          <w:tab w:val="left" w:pos="627"/>
-        </w:tabs>
-        <w:spacing w:before="229"/>
-        <w:ind w:left="219" w:firstLine="0"/>
-        <w:rPr>
-          <w:rFonts w:ascii="Times New Roman" w:eastAsiaTheme="minorEastAsia" w:hAnsi="Times New Roman" w:cs="Times New Roman"/>
-          <w:b w:val="0"/>
-          <w:bCs w:val="0"/>
-          <w:lang w:eastAsia="zh-CN"/>
-        </w:rPr>
-      </w:pPr>
-    </w:p>
-    <w:p>
-      <w:pPr>
-        <w:pStyle w:val="21"/>
-        <w:tabs>
-          <w:tab w:val="left" w:pos="627"/>
-        </w:tabs>
-        <w:spacing w:before="229"/>
-        <w:ind w:left="219" w:firstLine="0"/>
-        <w:rPr>
+        <w:ind w:left="0" w:firstLine="0"/>
+        <w:rPr>
+          <w:rFonts w:eastAsiaTheme="minorEastAsia" w:hint="eastAsia"/>
           <w:lang w:eastAsia="zh-CN"/>
         </w:rPr>
       </w:pPr>
@@ -10033,475 +9836,6 @@
           </wp:anchor>
         </w:drawing>
       </w:r>
-      <w:r>
-        <w:rPr>
-          <w:rFonts w:ascii="Times New Roman" w:eastAsiaTheme="minorEastAsia" w:hAnsi="Times New Roman" w:cs="Times New Roman" w:hint="eastAsia"/>
-          <w:b w:val="0"/>
-          <w:bCs w:val="0"/>
-          <w:lang w:eastAsia="zh-CN"/>
-        </w:rPr>
-        <w:t>时间支持的情况下其渐进最优性才会重回发挥，但大多数情况下对路径规划的实时性要求更高，故需要在此做出相应取舍，并且当随机节点</w:t>
-      </w:r>
-      <w:r>
-        <w:rPr>
-          <w:rFonts w:ascii="Times New Roman" w:eastAsiaTheme="minorEastAsia" w:hAnsi="Times New Roman" w:cs="Times New Roman" w:hint="eastAsia"/>
-          <w:b w:val="0"/>
-          <w:bCs w:val="0"/>
-          <w:lang w:eastAsia="zh-CN"/>
-        </w:rPr>
-        <w:t>X</w:t>
-      </w:r>
-      <w:r>
-        <w:rPr>
-          <w:rFonts w:ascii="Times New Roman" w:eastAsiaTheme="minorEastAsia" w:hAnsi="Times New Roman" w:cs="Times New Roman" w:hint="eastAsia"/>
-          <w:b w:val="0"/>
-          <w:bCs w:val="0"/>
-          <w:vertAlign w:val="subscript"/>
-          <w:lang w:eastAsia="zh-CN"/>
-        </w:rPr>
-        <w:t>rand</w:t>
-      </w:r>
-      <w:r>
-        <w:rPr>
-          <w:rFonts w:ascii="Times New Roman" w:eastAsiaTheme="minorEastAsia" w:hAnsi="Times New Roman" w:cs="Times New Roman" w:hint="eastAsia"/>
-          <w:b w:val="0"/>
-          <w:bCs w:val="0"/>
-          <w:lang w:eastAsia="zh-CN"/>
-        </w:rPr>
-        <w:t>选择的概率偏向目标节点时，它们的两个指标都有所提高。此外，可以明显看出，在保持相同路径长度的情况下，</w:t>
-      </w:r>
-      <w:r>
-        <w:rPr>
-          <w:rFonts w:ascii="Times New Roman" w:eastAsiaTheme="minorEastAsia" w:hAnsi="Times New Roman" w:cs="Times New Roman" w:hint="eastAsia"/>
-          <w:b w:val="0"/>
-          <w:bCs w:val="0"/>
-          <w:lang w:eastAsia="zh-CN"/>
-        </w:rPr>
-        <w:t>SC-</w:t>
-      </w:r>
-      <w:r>
-        <w:rPr>
-          <w:rFonts w:ascii="Times New Roman" w:eastAsiaTheme="minorEastAsia" w:hAnsi="Times New Roman" w:cs="Times New Roman"/>
-          <w:b w:val="0"/>
-          <w:bCs w:val="0"/>
-          <w:lang w:eastAsia="zh-CN"/>
-        </w:rPr>
-        <w:t>RRT</w:t>
-      </w:r>
-      <w:r>
-        <w:rPr>
-          <w:rFonts w:ascii="Times New Roman" w:eastAsiaTheme="minorEastAsia" w:hAnsi="Times New Roman" w:cs="Times New Roman" w:hint="eastAsia"/>
-          <w:b w:val="0"/>
-          <w:bCs w:val="0"/>
-          <w:lang w:eastAsia="zh-CN"/>
-        </w:rPr>
-        <w:t>以</w:t>
-      </w:r>
-      <w:r>
-        <w:rPr>
-          <w:rFonts w:ascii="Times New Roman" w:eastAsiaTheme="minorEastAsia" w:hAnsi="Times New Roman" w:cs="Times New Roman" w:hint="eastAsia"/>
-          <w:b w:val="0"/>
-          <w:bCs w:val="0"/>
-          <w:lang w:eastAsia="zh-CN"/>
-        </w:rPr>
-        <w:t>P</w:t>
-      </w:r>
-      <w:r>
-        <w:rPr>
-          <w:rFonts w:ascii="Times New Roman" w:eastAsiaTheme="minorEastAsia" w:hAnsi="Times New Roman" w:cs="Times New Roman" w:hint="eastAsia"/>
-          <w:b w:val="0"/>
-          <w:bCs w:val="0"/>
-          <w:lang w:eastAsia="zh-CN"/>
-        </w:rPr>
-        <w:t>值</w:t>
-      </w:r>
-      <w:r>
-        <w:rPr>
-          <w:rFonts w:ascii="Times New Roman" w:eastAsiaTheme="minorEastAsia" w:hAnsi="Times New Roman" w:cs="Times New Roman"/>
-          <w:b w:val="0"/>
-          <w:bCs w:val="0"/>
-          <w:lang w:eastAsia="zh-CN"/>
-        </w:rPr>
-        <w:t>8</w:t>
-      </w:r>
-      <w:r>
-        <w:rPr>
-          <w:rFonts w:ascii="Times New Roman" w:eastAsiaTheme="minorEastAsia" w:hAnsi="Times New Roman" w:cs="Times New Roman" w:hint="eastAsia"/>
-          <w:b w:val="0"/>
-          <w:bCs w:val="0"/>
-          <w:lang w:eastAsia="zh-CN"/>
-        </w:rPr>
-        <w:t>为间隔生成一条收敛时间优于</w:t>
-      </w:r>
-      <w:r>
-        <w:rPr>
-          <w:rFonts w:ascii="Times New Roman" w:eastAsiaTheme="minorEastAsia" w:hAnsi="Times New Roman" w:cs="Times New Roman"/>
-          <w:b w:val="0"/>
-          <w:bCs w:val="0"/>
-          <w:lang w:eastAsia="zh-CN"/>
-        </w:rPr>
-        <w:t>RRT *</w:t>
-      </w:r>
-      <w:r>
-        <w:rPr>
-          <w:rFonts w:ascii="Times New Roman" w:eastAsiaTheme="minorEastAsia" w:hAnsi="Times New Roman" w:cs="Times New Roman" w:hint="eastAsia"/>
-          <w:b w:val="0"/>
-          <w:bCs w:val="0"/>
-          <w:lang w:eastAsia="zh-CN"/>
-        </w:rPr>
-        <w:t>的路径。当</w:t>
-      </w:r>
-      <w:r>
-        <w:rPr>
-          <w:rFonts w:ascii="Times New Roman" w:eastAsiaTheme="minorEastAsia" w:hAnsi="Times New Roman" w:cs="Times New Roman" w:hint="eastAsia"/>
-          <w:b w:val="0"/>
-          <w:bCs w:val="0"/>
-          <w:lang w:eastAsia="zh-CN"/>
-        </w:rPr>
-        <w:t>P</w:t>
-      </w:r>
-      <w:r>
-        <w:rPr>
-          <w:rFonts w:ascii="Times New Roman" w:eastAsiaTheme="minorEastAsia" w:hAnsi="Times New Roman" w:cs="Times New Roman" w:hint="eastAsia"/>
-          <w:b w:val="0"/>
-          <w:bCs w:val="0"/>
-          <w:lang w:eastAsia="zh-CN"/>
-        </w:rPr>
-        <w:t>值为</w:t>
-      </w:r>
-      <w:r>
-        <w:rPr>
-          <w:rFonts w:ascii="Times New Roman" w:eastAsiaTheme="minorEastAsia" w:hAnsi="Times New Roman" w:cs="Times New Roman"/>
-          <w:b w:val="0"/>
-          <w:bCs w:val="0"/>
-          <w:lang w:eastAsia="zh-CN"/>
-        </w:rPr>
-        <w:t>6</w:t>
-      </w:r>
-      <w:r>
-        <w:rPr>
-          <w:rFonts w:ascii="Times New Roman" w:eastAsiaTheme="minorEastAsia" w:hAnsi="Times New Roman" w:cs="Times New Roman" w:hint="eastAsia"/>
-          <w:b w:val="0"/>
-          <w:bCs w:val="0"/>
-          <w:lang w:eastAsia="zh-CN"/>
-        </w:rPr>
-        <w:t>时，</w:t>
-      </w:r>
-      <w:r>
-        <w:rPr>
-          <w:rFonts w:ascii="Times New Roman" w:eastAsiaTheme="minorEastAsia" w:hAnsi="Times New Roman" w:cs="Times New Roman" w:hint="eastAsia"/>
-          <w:b w:val="0"/>
-          <w:bCs w:val="0"/>
-          <w:lang w:eastAsia="zh-CN"/>
-        </w:rPr>
-        <w:t>SC-</w:t>
-      </w:r>
-      <w:r>
-        <w:rPr>
-          <w:rFonts w:ascii="Times New Roman" w:eastAsiaTheme="minorEastAsia" w:hAnsi="Times New Roman" w:cs="Times New Roman"/>
-          <w:b w:val="0"/>
-          <w:bCs w:val="0"/>
-          <w:lang w:eastAsia="zh-CN"/>
-        </w:rPr>
-        <w:t>RRT</w:t>
-      </w:r>
-      <w:r>
-        <w:rPr>
-          <w:rFonts w:ascii="Times New Roman" w:eastAsiaTheme="minorEastAsia" w:hAnsi="Times New Roman" w:cs="Times New Roman" w:hint="eastAsia"/>
-          <w:b w:val="0"/>
-          <w:bCs w:val="0"/>
-          <w:lang w:eastAsia="zh-CN"/>
-        </w:rPr>
-        <w:t>生成的路径在消耗相同时间的情况下，在路径长度方面优于</w:t>
-      </w:r>
-      <w:r>
-        <w:rPr>
-          <w:rFonts w:ascii="Times New Roman" w:eastAsiaTheme="minorEastAsia" w:hAnsi="Times New Roman" w:cs="Times New Roman"/>
-          <w:b w:val="0"/>
-          <w:bCs w:val="0"/>
-          <w:lang w:eastAsia="zh-CN"/>
-        </w:rPr>
-        <w:t>RRT</w:t>
-      </w:r>
-      <w:r>
-        <w:rPr>
-          <w:rFonts w:ascii="Times New Roman" w:eastAsiaTheme="minorEastAsia" w:hAnsi="Times New Roman" w:cs="Times New Roman" w:hint="eastAsia"/>
-          <w:b w:val="0"/>
-          <w:bCs w:val="0"/>
-          <w:lang w:eastAsia="zh-CN"/>
-        </w:rPr>
-        <w:t>生成的路径。</w:t>
-      </w:r>
-      <w:r>
-        <w:rPr>
-          <w:rFonts w:ascii="Times New Roman" w:eastAsiaTheme="minorEastAsia" w:hAnsi="Times New Roman" w:cs="Times New Roman"/>
-          <w:b w:val="0"/>
-          <w:bCs w:val="0"/>
-          <w:lang w:eastAsia="zh-CN"/>
-        </w:rPr>
-        <w:t xml:space="preserve"> </w:t>
-      </w:r>
-      <w:r>
-        <w:rPr>
-          <w:rFonts w:ascii="Times New Roman" w:eastAsiaTheme="minorEastAsia" w:hAnsi="Times New Roman" w:cs="Times New Roman" w:hint="eastAsia"/>
-          <w:b w:val="0"/>
-          <w:bCs w:val="0"/>
-          <w:lang w:eastAsia="zh-CN"/>
-        </w:rPr>
-        <w:t>此外，当</w:t>
-      </w:r>
-      <w:r>
-        <w:rPr>
-          <w:rFonts w:ascii="Times New Roman" w:eastAsiaTheme="minorEastAsia" w:hAnsi="Times New Roman" w:cs="Times New Roman" w:hint="eastAsia"/>
-          <w:b w:val="0"/>
-          <w:bCs w:val="0"/>
-          <w:lang w:eastAsia="zh-CN"/>
-        </w:rPr>
-        <w:t>P</w:t>
-      </w:r>
-      <w:r>
-        <w:rPr>
-          <w:rFonts w:ascii="Times New Roman" w:eastAsiaTheme="minorEastAsia" w:hAnsi="Times New Roman" w:cs="Times New Roman" w:hint="eastAsia"/>
-          <w:b w:val="0"/>
-          <w:bCs w:val="0"/>
-          <w:lang w:eastAsia="zh-CN"/>
-        </w:rPr>
-        <w:t>值为</w:t>
-      </w:r>
-      <w:r>
-        <w:rPr>
-          <w:rFonts w:ascii="Times New Roman" w:eastAsiaTheme="minorEastAsia" w:hAnsi="Times New Roman" w:cs="Times New Roman"/>
-          <w:b w:val="0"/>
-          <w:bCs w:val="0"/>
-          <w:lang w:eastAsia="zh-CN"/>
-        </w:rPr>
-        <w:t>4</w:t>
-      </w:r>
-      <w:r>
-        <w:rPr>
-          <w:rFonts w:ascii="Times New Roman" w:eastAsiaTheme="minorEastAsia" w:hAnsi="Times New Roman" w:cs="Times New Roman" w:hint="eastAsia"/>
-          <w:b w:val="0"/>
-          <w:bCs w:val="0"/>
-          <w:lang w:eastAsia="zh-CN"/>
-        </w:rPr>
-        <w:t>时，</w:t>
-      </w:r>
-      <w:r>
-        <w:rPr>
-          <w:rFonts w:ascii="Times New Roman" w:eastAsiaTheme="minorEastAsia" w:hAnsi="Times New Roman" w:cs="Times New Roman" w:hint="eastAsia"/>
-          <w:b w:val="0"/>
-          <w:bCs w:val="0"/>
-          <w:lang w:eastAsia="zh-CN"/>
-        </w:rPr>
-        <w:t>SC-</w:t>
-      </w:r>
-      <w:r>
-        <w:rPr>
-          <w:rFonts w:ascii="Times New Roman" w:eastAsiaTheme="minorEastAsia" w:hAnsi="Times New Roman" w:cs="Times New Roman"/>
-          <w:b w:val="0"/>
-          <w:bCs w:val="0"/>
-          <w:lang w:eastAsia="zh-CN"/>
-        </w:rPr>
-        <w:t>RRT</w:t>
-      </w:r>
-      <w:r>
-        <w:rPr>
-          <w:rFonts w:ascii="Times New Roman" w:eastAsiaTheme="minorEastAsia" w:hAnsi="Times New Roman" w:cs="Times New Roman" w:hint="eastAsia"/>
-          <w:b w:val="0"/>
-          <w:bCs w:val="0"/>
-          <w:lang w:eastAsia="zh-CN"/>
-        </w:rPr>
-        <w:t>不仅比</w:t>
-      </w:r>
-      <w:r>
-        <w:rPr>
-          <w:rFonts w:ascii="Times New Roman" w:eastAsiaTheme="minorEastAsia" w:hAnsi="Times New Roman" w:cs="Times New Roman"/>
-          <w:b w:val="0"/>
-          <w:bCs w:val="0"/>
-          <w:lang w:eastAsia="zh-CN"/>
-        </w:rPr>
-        <w:t>RRT</w:t>
-      </w:r>
-      <w:r>
-        <w:rPr>
-          <w:rFonts w:ascii="Times New Roman" w:eastAsiaTheme="minorEastAsia" w:hAnsi="Times New Roman" w:cs="Times New Roman" w:hint="eastAsia"/>
-          <w:b w:val="0"/>
-          <w:bCs w:val="0"/>
-          <w:lang w:eastAsia="zh-CN"/>
-        </w:rPr>
-        <w:t>具有更短的收敛时间，而且比</w:t>
-      </w:r>
-      <w:r>
-        <w:rPr>
-          <w:rFonts w:ascii="Times New Roman" w:eastAsiaTheme="minorEastAsia" w:hAnsi="Times New Roman" w:cs="Times New Roman"/>
-          <w:b w:val="0"/>
-          <w:bCs w:val="0"/>
-          <w:lang w:eastAsia="zh-CN"/>
-        </w:rPr>
-        <w:t>RRT *</w:t>
-      </w:r>
-      <w:r>
-        <w:rPr>
-          <w:rFonts w:ascii="Times New Roman" w:eastAsiaTheme="minorEastAsia" w:hAnsi="Times New Roman" w:cs="Times New Roman" w:hint="eastAsia"/>
-          <w:b w:val="0"/>
-          <w:bCs w:val="0"/>
-          <w:lang w:eastAsia="zh-CN"/>
-        </w:rPr>
-        <w:t>具有更短的路径长度，因此与传统的</w:t>
-      </w:r>
-      <w:r>
-        <w:rPr>
-          <w:rFonts w:ascii="Times New Roman" w:eastAsiaTheme="minorEastAsia" w:hAnsi="Times New Roman" w:cs="Times New Roman"/>
-          <w:b w:val="0"/>
-          <w:bCs w:val="0"/>
-          <w:lang w:eastAsia="zh-CN"/>
-        </w:rPr>
-        <w:t>RRT</w:t>
-      </w:r>
-      <w:r>
-        <w:rPr>
-          <w:rFonts w:ascii="Times New Roman" w:eastAsiaTheme="minorEastAsia" w:hAnsi="Times New Roman" w:cs="Times New Roman" w:hint="eastAsia"/>
-          <w:b w:val="0"/>
-          <w:bCs w:val="0"/>
-          <w:lang w:eastAsia="zh-CN"/>
-        </w:rPr>
-        <w:t>变体相比，</w:t>
-      </w:r>
-      <w:r>
-        <w:rPr>
-          <w:rFonts w:ascii="Times New Roman" w:eastAsiaTheme="minorEastAsia" w:hAnsi="Times New Roman" w:cs="Times New Roman" w:hint="eastAsia"/>
-          <w:b w:val="0"/>
-          <w:bCs w:val="0"/>
-          <w:lang w:eastAsia="zh-CN"/>
-        </w:rPr>
-        <w:t>SC-</w:t>
-      </w:r>
-      <w:r>
-        <w:rPr>
-          <w:rFonts w:ascii="Times New Roman" w:eastAsiaTheme="minorEastAsia" w:hAnsi="Times New Roman" w:cs="Times New Roman"/>
-          <w:b w:val="0"/>
-          <w:bCs w:val="0"/>
-          <w:lang w:eastAsia="zh-CN"/>
-        </w:rPr>
-        <w:t>RRT</w:t>
-      </w:r>
-      <w:r>
-        <w:rPr>
-          <w:rFonts w:ascii="Times New Roman" w:eastAsiaTheme="minorEastAsia" w:hAnsi="Times New Roman" w:cs="Times New Roman" w:hint="eastAsia"/>
-          <w:b w:val="0"/>
-          <w:bCs w:val="0"/>
-          <w:lang w:eastAsia="zh-CN"/>
-        </w:rPr>
-        <w:t>在平衡收敛时间和路径长度方面具有明显的优势。除了这些传统的</w:t>
-      </w:r>
-      <w:r>
-        <w:rPr>
-          <w:rFonts w:ascii="Times New Roman" w:eastAsiaTheme="minorEastAsia" w:hAnsi="Times New Roman" w:cs="Times New Roman"/>
-          <w:b w:val="0"/>
-          <w:bCs w:val="0"/>
-          <w:lang w:eastAsia="zh-CN"/>
-        </w:rPr>
-        <w:t>RRT</w:t>
-      </w:r>
-      <w:r>
-        <w:rPr>
-          <w:rFonts w:ascii="Times New Roman" w:eastAsiaTheme="minorEastAsia" w:hAnsi="Times New Roman" w:cs="Times New Roman" w:hint="eastAsia"/>
-          <w:b w:val="0"/>
-          <w:bCs w:val="0"/>
-          <w:lang w:eastAsia="zh-CN"/>
-        </w:rPr>
-        <w:t>变体，高级变体也被考虑来进一步展示所提出算法的性能。从表</w:t>
-      </w:r>
-      <w:r>
-        <w:rPr>
-          <w:rFonts w:ascii="Times New Roman" w:eastAsiaTheme="minorEastAsia" w:hAnsi="Times New Roman" w:cs="Times New Roman"/>
-          <w:b w:val="0"/>
-          <w:bCs w:val="0"/>
-          <w:lang w:eastAsia="zh-CN"/>
-        </w:rPr>
-        <w:t>4</w:t>
-      </w:r>
-      <w:r>
-        <w:rPr>
-          <w:rFonts w:ascii="Times New Roman" w:eastAsiaTheme="minorEastAsia" w:hAnsi="Times New Roman" w:cs="Times New Roman" w:hint="eastAsia"/>
-          <w:b w:val="0"/>
-          <w:bCs w:val="0"/>
-          <w:lang w:eastAsia="zh-CN"/>
-        </w:rPr>
-        <w:t>可以观察到，</w:t>
-      </w:r>
-      <w:r>
-        <w:rPr>
-          <w:rFonts w:ascii="Times New Roman" w:eastAsiaTheme="minorEastAsia" w:hAnsi="Times New Roman" w:cs="Times New Roman"/>
-          <w:b w:val="0"/>
-          <w:bCs w:val="0"/>
-          <w:lang w:eastAsia="zh-CN"/>
-        </w:rPr>
-        <w:t>RRT *</w:t>
-      </w:r>
-      <w:r>
-        <w:rPr>
-          <w:rFonts w:ascii="Times New Roman" w:eastAsiaTheme="minorEastAsia" w:hAnsi="Times New Roman" w:cs="Times New Roman" w:hint="eastAsia"/>
-          <w:b w:val="0"/>
-          <w:bCs w:val="0"/>
-          <w:lang w:eastAsia="zh-CN"/>
-        </w:rPr>
-        <w:t>的改进版本</w:t>
-      </w:r>
-      <w:r>
-        <w:rPr>
-          <w:rFonts w:ascii="Times New Roman" w:eastAsiaTheme="minorEastAsia" w:hAnsi="Times New Roman" w:cs="Times New Roman"/>
-          <w:b w:val="0"/>
-          <w:bCs w:val="0"/>
-          <w:lang w:eastAsia="zh-CN"/>
-        </w:rPr>
-        <w:t>Informed RRT *</w:t>
-      </w:r>
-      <w:r>
-        <w:rPr>
-          <w:rFonts w:ascii="Times New Roman" w:eastAsiaTheme="minorEastAsia" w:hAnsi="Times New Roman" w:cs="Times New Roman" w:hint="eastAsia"/>
-          <w:b w:val="0"/>
-          <w:bCs w:val="0"/>
-          <w:lang w:eastAsia="zh-CN"/>
-        </w:rPr>
-        <w:t>需要更多的时间和迭代次数才能达到与</w:t>
-      </w:r>
-      <w:r>
-        <w:rPr>
-          <w:rFonts w:ascii="Times New Roman" w:eastAsiaTheme="minorEastAsia" w:hAnsi="Times New Roman" w:cs="Times New Roman"/>
-          <w:b w:val="0"/>
-          <w:bCs w:val="0"/>
-          <w:lang w:eastAsia="zh-CN"/>
-        </w:rPr>
-        <w:t>Dynamic RRT</w:t>
-      </w:r>
-      <w:r>
-        <w:rPr>
-          <w:rFonts w:ascii="Times New Roman" w:eastAsiaTheme="minorEastAsia" w:hAnsi="Times New Roman" w:cs="Times New Roman" w:hint="eastAsia"/>
-          <w:b w:val="0"/>
-          <w:bCs w:val="0"/>
-          <w:lang w:eastAsia="zh-CN"/>
-        </w:rPr>
-        <w:t>相同的路径长度。虽然在运行时间没有限制的情况下，</w:t>
-      </w:r>
-      <w:r>
-        <w:rPr>
-          <w:rFonts w:ascii="Times New Roman" w:eastAsiaTheme="minorEastAsia" w:hAnsi="Times New Roman" w:cs="Times New Roman"/>
-          <w:b w:val="0"/>
-          <w:bCs w:val="0"/>
-          <w:lang w:eastAsia="zh-CN"/>
-        </w:rPr>
-        <w:t>Informed RRT *</w:t>
-      </w:r>
-      <w:r>
-        <w:rPr>
-          <w:rFonts w:ascii="Times New Roman" w:eastAsiaTheme="minorEastAsia" w:hAnsi="Times New Roman" w:cs="Times New Roman" w:hint="eastAsia"/>
-          <w:b w:val="0"/>
-          <w:bCs w:val="0"/>
-          <w:lang w:eastAsia="zh-CN"/>
-        </w:rPr>
-        <w:t>可以获得更短的路径，但由于收敛时间的极速增加，这并不显著有用。</w:t>
-      </w:r>
     </w:p>
     <w:p>
       <w:pPr>
@@ -10569,7 +9903,6 @@
           <w:rFonts w:eastAsiaTheme="minorEastAsia" w:hint="eastAsia"/>
           <w:lang w:eastAsia="zh-CN"/>
         </w:rPr>
-        <w:lastRenderedPageBreak/>
         <w:t>所示，图</w:t>
       </w:r>
       <w:r>
@@ -11919,6 +11252,7 @@
           <w:szCs w:val="22"/>
           <w:lang w:eastAsia="zh-CN"/>
         </w:rPr>
+        <w:lastRenderedPageBreak/>
         <w:t xml:space="preserve">Table </w:t>
       </w:r>
       <w:r>
@@ -13994,7 +13328,17 @@
           <w:szCs w:val="20"/>
           <w:lang w:eastAsia="zh-CN"/>
         </w:rPr>
-        <w:t>与传统RRT变体的性能对比仿真表明，其收敛时间短于RRT，且其生成的路径长度更优于RRT-Star,此外，于文献【】算法相比，SC-RRT在平衡收敛时间和路径长度等方面表现的更好，以至于能够在相对较短的时间内获得同时满足更短的路径长度，更少的规划时间，更少的路径节点以及更平滑的路线，而Informed-rrt算法则需要去花费更多路径点乃至更多的时间去计算一条等价的路径。</w:t>
+        <w:t>与传统RRT变体的性能对比仿真表明，其收敛时间短于RRT，且其生成的路径长度更优于RRT-Star,此外，于文献【】算法相比，SC-RRT在平衡收敛时间和路径长度等方面表现的更好，以至于能够在相对较短的时</w:t>
+      </w:r>
+      <w:r>
+        <w:rPr>
+          <w:rFonts w:ascii="宋体" w:eastAsia="宋体" w:hAnsi="宋体" w:cs="宋体" w:hint="eastAsia"/>
+          <w:sz w:val="20"/>
+          <w:szCs w:val="20"/>
+          <w:lang w:eastAsia="zh-CN"/>
+        </w:rPr>
+        <w:lastRenderedPageBreak/>
+        <w:t>间内获得同时满足更短的路径长度，更少的规划时间，更少的路径节点以及更平滑的路线，而Informed-rrt算法则需要去花费更多路径点乃至更多的时间去计算一条等价的路径。</w:t>
       </w:r>
     </w:p>
     <w:p>
@@ -16078,8 +15422,8 @@
         <w:spacing w:before="1"/>
         <w:ind w:left="220" w:firstLine="0"/>
       </w:pPr>
-      <w:bookmarkStart w:id="16" w:name="References"/>
-      <w:bookmarkEnd w:id="16"/>
+      <w:bookmarkStart w:id="18" w:name="References"/>
+      <w:bookmarkEnd w:id="18"/>
       <w:r>
         <w:rPr>
           <w:spacing w:val="-2"/>
@@ -16105,8 +15449,8 @@
           <w:sz w:val="17"/>
         </w:rPr>
       </w:pPr>
-      <w:bookmarkStart w:id="17" w:name="_bookmark25"/>
-      <w:bookmarkEnd w:id="17"/>
+      <w:bookmarkStart w:id="19" w:name="_bookmark25"/>
+      <w:bookmarkEnd w:id="19"/>
       <w:r>
         <w:rPr>
           <w:sz w:val="17"/>
@@ -16384,8 +15728,8 @@
         </w:rPr>
         <w:t xml:space="preserve">Manu- </w:t>
       </w:r>
-      <w:bookmarkStart w:id="18" w:name="_bookmark26"/>
-      <w:bookmarkEnd w:id="18"/>
+      <w:bookmarkStart w:id="20" w:name="_bookmark26"/>
+      <w:bookmarkEnd w:id="20"/>
       <w:r>
         <w:rPr>
           <w:sz w:val="17"/>
@@ -16507,8 +15851,8 @@
         </w:rPr>
         <w:t xml:space="preserve">Application. </w:t>
       </w:r>
-      <w:bookmarkStart w:id="19" w:name="_bookmark27"/>
-      <w:bookmarkEnd w:id="19"/>
+      <w:bookmarkStart w:id="21" w:name="_bookmark27"/>
+      <w:bookmarkEnd w:id="21"/>
       <w:r>
         <w:rPr>
           <w:b/>
@@ -16606,8 +15950,8 @@
           <w:sz w:val="17"/>
         </w:rPr>
       </w:pPr>
-      <w:bookmarkStart w:id="20" w:name="_bookmark28"/>
-      <w:bookmarkEnd w:id="20"/>
+      <w:bookmarkStart w:id="22" w:name="_bookmark28"/>
+      <w:bookmarkEnd w:id="22"/>
       <w:r>
         <w:rPr>
           <w:sz w:val="17"/>
@@ -16795,8 +16139,8 @@
         </w:rPr>
         <w:t xml:space="preserve">Anal- ysis of Single-Arm Cluster Tools With Wafer Residency Time Constraints and Activity Time Variation. IEEE Transactions on </w:t>
       </w:r>
-      <w:bookmarkStart w:id="21" w:name="_bookmark29"/>
-      <w:bookmarkEnd w:id="21"/>
+      <w:bookmarkStart w:id="23" w:name="_bookmark29"/>
+      <w:bookmarkEnd w:id="23"/>
       <w:r>
         <w:rPr>
           <w:sz w:val="17"/>
@@ -16853,8 +16197,8 @@
         </w:rPr>
         <w:t xml:space="preserve">, </w:t>
       </w:r>
-      <w:bookmarkStart w:id="22" w:name="_bookmark30"/>
-      <w:bookmarkEnd w:id="22"/>
+      <w:bookmarkStart w:id="24" w:name="_bookmark30"/>
+      <w:bookmarkEnd w:id="24"/>
       <w:r>
         <w:rPr>
           <w:sz w:val="17"/>
@@ -16911,8 +16255,8 @@
         </w:rPr>
         <w:t xml:space="preserve">, </w:t>
       </w:r>
-      <w:bookmarkStart w:id="23" w:name="_bookmark31"/>
-      <w:bookmarkEnd w:id="23"/>
+      <w:bookmarkStart w:id="25" w:name="_bookmark31"/>
+      <w:bookmarkEnd w:id="25"/>
       <w:r>
         <w:rPr>
           <w:sz w:val="17"/>
@@ -16943,8 +16287,8 @@
         </w:rPr>
         <w:t xml:space="preserve">Li, S., Han, K., Li, X., et al.: Hybrid Trajectory Replanning- Based Dynamic Obstacle Avoidance for Physical Human-Robot </w:t>
       </w:r>
-      <w:bookmarkStart w:id="24" w:name="_bookmark32"/>
-      <w:bookmarkEnd w:id="24"/>
+      <w:bookmarkStart w:id="26" w:name="_bookmark32"/>
+      <w:bookmarkEnd w:id="26"/>
       <w:r>
         <w:rPr>
           <w:sz w:val="17"/>
@@ -16988,8 +16332,8 @@
         </w:rPr>
         <w:t xml:space="preserve">Hart, P.E., Nilsson, N.J., Raphael, B.: A Formal Basis for the Heuristic Determination of Minimum Cost Paths. IEEE Trans- </w:t>
       </w:r>
-      <w:bookmarkStart w:id="25" w:name="_bookmark33"/>
-      <w:bookmarkEnd w:id="25"/>
+      <w:bookmarkStart w:id="27" w:name="_bookmark33"/>
+      <w:bookmarkEnd w:id="27"/>
       <w:r>
         <w:rPr>
           <w:sz w:val="17"/>
@@ -17177,8 +16521,8 @@
           <w:sz w:val="17"/>
         </w:rPr>
       </w:pPr>
-      <w:bookmarkStart w:id="26" w:name="_bookmark34"/>
-      <w:bookmarkEnd w:id="26"/>
+      <w:bookmarkStart w:id="28" w:name="_bookmark34"/>
+      <w:bookmarkEnd w:id="28"/>
       <w:r>
         <w:br w:type="column"/>
       </w:r>
@@ -17226,8 +16570,8 @@
         </w:rPr>
         <w:t xml:space="preserve">Wang, J.K., et al.: Neural RRT*: Learning-Based Optimal Path </w:t>
       </w:r>
-      <w:bookmarkStart w:id="27" w:name="_bookmark35"/>
-      <w:bookmarkEnd w:id="27"/>
+      <w:bookmarkStart w:id="29" w:name="_bookmark35"/>
+      <w:bookmarkEnd w:id="29"/>
       <w:r>
         <w:rPr>
           <w:sz w:val="17"/>
@@ -17278,8 +16622,8 @@
         </w:rPr>
         <w:t xml:space="preserve"> </w:t>
       </w:r>
-      <w:bookmarkStart w:id="28" w:name="_bookmark36"/>
-      <w:bookmarkEnd w:id="28"/>
+      <w:bookmarkStart w:id="30" w:name="_bookmark36"/>
+      <w:bookmarkEnd w:id="30"/>
       <w:r>
         <w:rPr>
           <w:sz w:val="17"/>
@@ -17357,8 +16701,8 @@
         </w:rPr>
         <w:t xml:space="preserve"> </w:t>
       </w:r>
-      <w:bookmarkStart w:id="29" w:name="_bookmark37"/>
-      <w:bookmarkEnd w:id="29"/>
+      <w:bookmarkStart w:id="31" w:name="_bookmark37"/>
+      <w:bookmarkEnd w:id="31"/>
       <w:r>
         <w:fldChar w:fldCharType="begin"/>
       </w:r>
@@ -17512,8 +16856,8 @@
         </w:rPr>
         <w:t xml:space="preserve">planning in high-dimensional configuration spaces. IEEE Trans. Robot. </w:t>
       </w:r>
-      <w:bookmarkStart w:id="30" w:name="_bookmark38"/>
-      <w:bookmarkEnd w:id="30"/>
+      <w:bookmarkStart w:id="32" w:name="_bookmark38"/>
+      <w:bookmarkEnd w:id="32"/>
       <w:r>
         <w:rPr>
           <w:sz w:val="17"/>
@@ -17557,8 +16901,8 @@
         </w:rPr>
         <w:t xml:space="preserve">Wang, J.K., Meng, M.Q.H., Khatib, O.: EB-RRT: Optimal Motion Planning for Mobile Robots. IEEE Trans. Autom. Sci. </w:t>
       </w:r>
-      <w:bookmarkStart w:id="31" w:name="_bookmark39"/>
-      <w:bookmarkEnd w:id="31"/>
+      <w:bookmarkStart w:id="33" w:name="_bookmark39"/>
+      <w:bookmarkEnd w:id="33"/>
       <w:r>
         <w:rPr>
           <w:sz w:val="17"/>
@@ -17602,8 +16946,8 @@
         </w:rPr>
         <w:t xml:space="preserve">Kusuma, M., Riyanto, and C. Machbub.: Humanoid Robot Path Planning and Rerouting Using A-Star Search Algorithm. 2019 IEEE International Conference on Signals and Systems (Icsig- </w:t>
       </w:r>
-      <w:bookmarkStart w:id="32" w:name="_bookmark40"/>
-      <w:bookmarkEnd w:id="32"/>
+      <w:bookmarkStart w:id="34" w:name="_bookmark40"/>
+      <w:bookmarkEnd w:id="34"/>
       <w:r>
         <w:rPr>
           <w:sz w:val="17"/>
@@ -17773,8 +17117,8 @@
         </w:rPr>
         <w:t xml:space="preserve">Planning Algorithm for Open-Chain Robots. IEEE Robotics and Automa- </w:t>
       </w:r>
-      <w:bookmarkStart w:id="33" w:name="_bookmark41"/>
-      <w:bookmarkEnd w:id="33"/>
+      <w:bookmarkStart w:id="35" w:name="_bookmark41"/>
+      <w:bookmarkEnd w:id="35"/>
       <w:r>
         <w:rPr>
           <w:sz w:val="17"/>
@@ -17818,8 +17162,8 @@
         </w:rPr>
         <w:t xml:space="preserve">Wang, W., Zuo, L., Xu, X.: A Learning-based Multi-RRT Approach for Robot Path Planning in Narrow Passages. J. Intell. </w:t>
       </w:r>
-      <w:bookmarkStart w:id="34" w:name="_bookmark42"/>
-      <w:bookmarkEnd w:id="34"/>
+      <w:bookmarkStart w:id="36" w:name="_bookmark42"/>
+      <w:bookmarkEnd w:id="36"/>
       <w:r>
         <w:rPr>
           <w:sz w:val="17"/>
@@ -18355,8 +17699,8 @@
         </w:rPr>
         <w:t xml:space="preserve">Vi. </w:t>
       </w:r>
-      <w:bookmarkStart w:id="35" w:name="_bookmark43"/>
-      <w:bookmarkEnd w:id="35"/>
+      <w:bookmarkStart w:id="37" w:name="_bookmark43"/>
+      <w:bookmarkEnd w:id="37"/>
       <w:r>
         <w:rPr>
           <w:sz w:val="17"/>
@@ -18504,8 +17848,8 @@
         </w:rPr>
         <w:t xml:space="preserve">to Single-Query Path Planning. in Proceedings of the 2000 IEEE International Conference on Robotics and Automation, ICRA </w:t>
       </w:r>
-      <w:bookmarkStart w:id="36" w:name="_bookmark44"/>
-      <w:bookmarkEnd w:id="36"/>
+      <w:bookmarkStart w:id="38" w:name="_bookmark44"/>
+      <w:bookmarkEnd w:id="38"/>
       <w:r>
         <w:rPr>
           <w:sz w:val="17"/>
@@ -18764,8 +18108,8 @@
         </w:rPr>
         <w:t xml:space="preserve"> </w:t>
       </w:r>
-      <w:bookmarkStart w:id="37" w:name="_bookmark45"/>
-      <w:bookmarkEnd w:id="37"/>
+      <w:bookmarkStart w:id="39" w:name="_bookmark45"/>
+      <w:bookmarkEnd w:id="39"/>
       <w:r>
         <w:rPr>
           <w:spacing w:val="-4"/>
@@ -18903,8 +18247,8 @@
         </w:rPr>
         <w:t xml:space="preserve">optimal </w:t>
       </w:r>
-      <w:bookmarkStart w:id="38" w:name="_bookmark46"/>
-      <w:bookmarkEnd w:id="38"/>
+      <w:bookmarkStart w:id="40" w:name="_bookmark46"/>
+      <w:bookmarkEnd w:id="40"/>
       <w:r>
         <w:rPr>
           <w:sz w:val="17"/>
@@ -18948,8 +18292,8 @@
         </w:rPr>
         <w:t xml:space="preserve">Chen, L., et al.: A Fast and Efficient Double-Tree RRT*-Like Sampling-Based Planner Applying on Mobile Robotic Systems. </w:t>
       </w:r>
-      <w:bookmarkStart w:id="39" w:name="_bookmark47"/>
-      <w:bookmarkEnd w:id="39"/>
+      <w:bookmarkStart w:id="41" w:name="_bookmark47"/>
+      <w:bookmarkEnd w:id="41"/>
       <w:r>
         <w:rPr>
           <w:spacing w:val="-2"/>
@@ -19374,8 +18718,8 @@
         </w:rPr>
         <w:t xml:space="preserve">(Iros </w:t>
       </w:r>
-      <w:bookmarkStart w:id="40" w:name="_bookmark48"/>
-      <w:bookmarkEnd w:id="40"/>
+      <w:bookmarkStart w:id="42" w:name="_bookmark48"/>
+      <w:bookmarkEnd w:id="42"/>
       <w:r>
         <w:rPr>
           <w:sz w:val="17"/>
@@ -19419,8 +18763,8 @@
         </w:rPr>
         <w:t xml:space="preserve">, </w:t>
       </w:r>
-      <w:bookmarkStart w:id="41" w:name="_bookmark49"/>
-      <w:bookmarkEnd w:id="41"/>
+      <w:bookmarkStart w:id="43" w:name="_bookmark49"/>
+      <w:bookmarkEnd w:id="43"/>
       <w:r>
         <w:rPr>
           <w:sz w:val="17"/>
@@ -19464,8 +18808,8 @@
         </w:rPr>
         <w:t xml:space="preserve">Qi, J., Yang, H., Sun, H.X.: MOD-RRT*: A Sampling-Based Algorithm for Robot Path Planning in Dynamic Environment. </w:t>
       </w:r>
-      <w:bookmarkStart w:id="42" w:name="_bookmark50"/>
-      <w:bookmarkEnd w:id="42"/>
+      <w:bookmarkStart w:id="44" w:name="_bookmark50"/>
+      <w:bookmarkEnd w:id="44"/>
       <w:r>
         <w:rPr>
           <w:sz w:val="17"/>
@@ -19525,8 +18869,8 @@
         </w:rPr>
         <w:t xml:space="preserve"> </w:t>
       </w:r>
-      <w:bookmarkStart w:id="43" w:name="_bookmark51"/>
-      <w:bookmarkEnd w:id="43"/>
+      <w:bookmarkStart w:id="45" w:name="_bookmark51"/>
+      <w:bookmarkEnd w:id="45"/>
       <w:r>
         <w:fldChar w:fldCharType="begin"/>
       </w:r>
@@ -19965,8 +19309,8 @@
           <w:sz w:val="17"/>
         </w:rPr>
       </w:pPr>
-      <w:bookmarkStart w:id="44" w:name="_bookmark52"/>
-      <w:bookmarkEnd w:id="44"/>
+      <w:bookmarkStart w:id="46" w:name="_bookmark52"/>
+      <w:bookmarkEnd w:id="46"/>
       <w:r>
         <w:rPr>
           <w:sz w:val="17"/>
@@ -20103,8 +19447,8 @@
         </w:rPr>
         <w:t xml:space="preserve">, 1–31 </w:t>
       </w:r>
-      <w:bookmarkStart w:id="45" w:name="_bookmark53"/>
-      <w:bookmarkEnd w:id="45"/>
+      <w:bookmarkStart w:id="47" w:name="_bookmark53"/>
+      <w:bookmarkEnd w:id="47"/>
       <w:r>
         <w:rPr>
           <w:spacing w:val="-2"/>
@@ -20149,8 +19493,8 @@
         </w:rPr>
         <w:t xml:space="preserve">tive Optimization Using Pattern Recognition. in Second Inter- national Conference on Intelligent System Des. Eng. Appl. </w:t>
       </w:r>
-      <w:bookmarkStart w:id="46" w:name="_bookmark54"/>
-      <w:bookmarkEnd w:id="46"/>
+      <w:bookmarkStart w:id="48" w:name="_bookmark54"/>
+      <w:bookmarkEnd w:id="48"/>
       <w:r>
         <w:rPr>
           <w:sz w:val="17"/>
